--- a/dic/نماذج الافراد/تميز_1.docx
+++ b/dic/نماذج الافراد/تميز_1.docx
@@ -6,134 +6,39 @@
       <w:pPr>
         <w:rPr>
           <w:rFonts w:hint="default"/>
+          <w:sz w:val="36"/>
+          <w:szCs w:val="36"/>
+          <w:rtl/>
+        </w:rPr>
+      </w:pPr>
+      <w:r>
+        <w:rPr>
+          <w:sz w:val="36"/>
+          <w:szCs w:val="36"/>
+          <w:rtl/>
+        </w:rPr>
+        <w:t xml:space="preserve">                                        </w:t>
+      </w:r>
+    </w:p>
+    <w:p>
+      <w:pPr>
+        <w:jc w:val="center"/>
+        <w:rPr>
+          <w:rFonts w:cs="AL-Mohanad Bold" w:hint="default"/>
           <w:b/>
           <w:bCs/>
+          <w:color w:val="FF0000"/>
           <w:sz w:val="36"/>
           <w:szCs w:val="36"/>
           <w:rtl/>
         </w:rPr>
       </w:pPr>
-      <w:r>
-        <w:rPr>
-          <w:sz w:val="36"/>
-          <w:szCs w:val="36"/>
-          <w:rtl/>
-        </w:rPr>
-        <w:t xml:space="preserve">                                          </w:t>
-      </w:r>
-      <w:proofErr w:type="gramStart"/>
-      <w:r>
-        <w:rPr>
-          <w:b/>
-          <w:bCs/>
-          <w:sz w:val="36"/>
-          <w:szCs w:val="36"/>
-          <w:rtl/>
-        </w:rPr>
-        <w:t>(</w:t>
-      </w:r>
-      <w:r>
-        <w:rPr>
-          <w:b/>
-          <w:bCs/>
-          <w:sz w:val="36"/>
-          <w:szCs w:val="36"/>
-          <w:rtl/>
-        </w:rPr>
-        <w:t xml:space="preserve"> </w:t>
-      </w:r>
-      <w:r>
-        <w:rPr>
-          <w:b/>
-          <w:bCs/>
-          <w:sz w:val="36"/>
-          <w:szCs w:val="36"/>
-          <w:rtl/>
-        </w:rPr>
-        <w:t>خطاب</w:t>
-      </w:r>
-      <w:proofErr w:type="gramEnd"/>
-      <w:r>
-        <w:rPr>
-          <w:b/>
-          <w:bCs/>
-          <w:sz w:val="36"/>
-          <w:szCs w:val="36"/>
-          <w:rtl/>
-        </w:rPr>
-        <w:t xml:space="preserve"> تميز </w:t>
-      </w:r>
-      <w:r>
-        <w:rPr>
-          <w:b/>
-          <w:bCs/>
-          <w:sz w:val="36"/>
-          <w:szCs w:val="36"/>
-          <w:rtl/>
-        </w:rPr>
-        <w:t>)</w:t>
-      </w:r>
-      <w:r>
-        <w:rPr>
-          <w:rFonts w:ascii="Times New Roman" w:eastAsia="Times New Roman" w:hAnsi="Times New Roman" w:cs="Times New Roman"/>
-          <w:noProof/>
-          <w:lang w:val="ar-SA"/>
-        </w:rPr>
-        <w:drawing>
-          <wp:anchor distT="152400" distB="152400" distL="152400" distR="152400" simplePos="0" relativeHeight="251659264" behindDoc="0" locked="0" layoutInCell="1" allowOverlap="1" wp14:anchorId="54C2C1AA" wp14:editId="4E8C80C8">
-            <wp:simplePos x="0" y="0"/>
-            <wp:positionH relativeFrom="margin">
-              <wp:posOffset>-303509</wp:posOffset>
-            </wp:positionH>
-            <wp:positionV relativeFrom="page">
-              <wp:posOffset>0</wp:posOffset>
-            </wp:positionV>
-            <wp:extent cx="7367551" cy="1945465"/>
-            <wp:effectExtent l="0" t="0" r="0" b="0"/>
-            <wp:wrapTopAndBottom distT="152400" distB="152400"/>
-            <wp:docPr id="1073741831" name="officeArt object" descr="IMG_1491.jpeg"/>
-            <wp:cNvGraphicFramePr/>
-            <a:graphic xmlns:a="http://schemas.openxmlformats.org/drawingml/2006/main">
-              <a:graphicData uri="http://schemas.openxmlformats.org/drawingml/2006/picture">
-                <pic:pic xmlns:pic="http://schemas.openxmlformats.org/drawingml/2006/picture">
-                  <pic:nvPicPr>
-                    <pic:cNvPr id="1073741831" name="IMG_1491.jpeg" descr="IMG_1491.jpeg"/>
-                    <pic:cNvPicPr>
-                      <a:picLocks noChangeAspect="1"/>
-                    </pic:cNvPicPr>
-                  </pic:nvPicPr>
-                  <pic:blipFill>
-                    <a:blip r:embed="rId6"/>
-                    <a:stretch>
-                      <a:fillRect/>
-                    </a:stretch>
-                  </pic:blipFill>
-                  <pic:spPr>
-                    <a:xfrm>
-                      <a:off x="0" y="0"/>
-                      <a:ext cx="7367551" cy="1945465"/>
-                    </a:xfrm>
-                    <a:prstGeom prst="rect">
-                      <a:avLst/>
-                    </a:prstGeom>
-                    <a:ln w="12700" cap="flat">
-                      <a:noFill/>
-                      <a:miter lim="400000"/>
-                    </a:ln>
-                    <a:effectLst/>
-                  </pic:spPr>
-                </pic:pic>
-              </a:graphicData>
-            </a:graphic>
-          </wp:anchor>
-        </w:drawing>
-      </w:r>
     </w:p>
     <w:tbl>
       <w:tblPr>
         <w:tblStyle w:val="TableNormal"/>
         <w:bidiVisual/>
-        <w:tblW w:w="10057" w:type="dxa"/>
+        <w:tblW w:w="9927" w:type="dxa"/>
         <w:tblInd w:w="108" w:type="dxa"/>
         <w:tblBorders>
           <w:top w:val="single" w:sz="2" w:space="0" w:color="000000"/>
@@ -148,18 +53,18 @@
         <w:tblLook w:val="04A0" w:firstRow="1" w:lastRow="0" w:firstColumn="1" w:lastColumn="0" w:noHBand="0" w:noVBand="1"/>
       </w:tblPr>
       <w:tblGrid>
-        <w:gridCol w:w="4394"/>
-        <w:gridCol w:w="2312"/>
-        <w:gridCol w:w="3351"/>
+        <w:gridCol w:w="4337"/>
+        <w:gridCol w:w="2282"/>
+        <w:gridCol w:w="3308"/>
       </w:tblGrid>
       <w:tr>
         <w:trPr>
-          <w:trHeight w:val="187"/>
+          <w:trHeight w:val="50"/>
           <w:tblHeader/>
         </w:trPr>
         <w:tc>
           <w:tcPr>
-            <w:tcW w:w="4394" w:type="dxa"/>
+            <w:tcW w:w="4337" w:type="dxa"/>
             <w:tcBorders>
               <w:top w:val="single" w:sz="2" w:space="0" w:color="000000"/>
               <w:left w:val="single" w:sz="2" w:space="0" w:color="000000"/>
@@ -179,21 +84,21 @@
               <w:pStyle w:val="a6"/>
               <w:jc w:val="center"/>
               <w:rPr>
-                <w:rFonts w:ascii="Arial" w:hAnsi="Arial" w:cs="Arial"/>
+                <w:rFonts w:ascii="Arial" w:hAnsi="Arial" w:cs="AL-Mohanad Bold"/>
                 <w:b/>
                 <w:bCs/>
-                <w:sz w:val="32"/>
-                <w:szCs w:val="32"/>
+                <w:sz w:val="28"/>
+                <w:szCs w:val="28"/>
               </w:rPr>
             </w:pPr>
             <w:r>
               <w:rPr>
-                <w:rFonts w:asciiTheme="minorBidi" w:hAnsiTheme="minorBidi" w:hint="cs"/>
+                <w:rFonts w:asciiTheme="minorBidi" w:hAnsiTheme="minorBidi" w:cs="AL-Mohanad Bold" w:hint="cs"/>
                 <w:b/>
                 <w:bCs/>
                 <w:color w:val="000000" w:themeColor="text1"/>
-                <w:sz w:val="32"/>
-                <w:szCs w:val="32"/>
+                <w:sz w:val="28"/>
+                <w:szCs w:val="28"/>
                 <w:rtl/>
               </w:rPr>
               <w:t>الاسم</w:t>
@@ -202,7 +107,7 @@
         </w:tc>
         <w:tc>
           <w:tcPr>
-            <w:tcW w:w="2312" w:type="dxa"/>
+            <w:tcW w:w="2282" w:type="dxa"/>
             <w:tcBorders>
               <w:top w:val="single" w:sz="2" w:space="0" w:color="000000"/>
               <w:left w:val="single" w:sz="2" w:space="0" w:color="000000"/>
@@ -222,21 +127,21 @@
               <w:pStyle w:val="a6"/>
               <w:jc w:val="center"/>
               <w:rPr>
-                <w:rFonts w:ascii="Arial" w:hAnsi="Arial" w:cs="Arial"/>
+                <w:rFonts w:ascii="Arial" w:hAnsi="Arial" w:cs="AL-Mohanad Bold"/>
                 <w:b/>
                 <w:bCs/>
-                <w:sz w:val="32"/>
-                <w:szCs w:val="32"/>
+                <w:sz w:val="28"/>
+                <w:szCs w:val="28"/>
               </w:rPr>
             </w:pPr>
             <w:r>
               <w:rPr>
-                <w:rFonts w:asciiTheme="minorBidi" w:hAnsiTheme="minorBidi" w:hint="cs"/>
+                <w:rFonts w:asciiTheme="minorBidi" w:hAnsiTheme="minorBidi" w:cs="AL-Mohanad Bold" w:hint="cs"/>
                 <w:b/>
                 <w:bCs/>
                 <w:color w:val="000000" w:themeColor="text1"/>
-                <w:sz w:val="32"/>
-                <w:szCs w:val="32"/>
+                <w:sz w:val="28"/>
+                <w:szCs w:val="28"/>
                 <w:rtl/>
               </w:rPr>
               <w:t xml:space="preserve">الرتبة </w:t>
@@ -245,7 +150,7 @@
         </w:tc>
         <w:tc>
           <w:tcPr>
-            <w:tcW w:w="3351" w:type="dxa"/>
+            <w:tcW w:w="3308" w:type="dxa"/>
             <w:tcBorders>
               <w:top w:val="single" w:sz="2" w:space="0" w:color="000000"/>
               <w:left w:val="single" w:sz="2" w:space="0" w:color="000000"/>
@@ -265,21 +170,21 @@
               <w:pStyle w:val="a6"/>
               <w:jc w:val="center"/>
               <w:rPr>
-                <w:rFonts w:ascii="Arial" w:hAnsi="Arial" w:cs="Arial"/>
+                <w:rFonts w:ascii="Arial" w:hAnsi="Arial" w:cs="AL-Mohanad Bold"/>
                 <w:b/>
                 <w:bCs/>
-                <w:sz w:val="32"/>
-                <w:szCs w:val="32"/>
+                <w:sz w:val="28"/>
+                <w:szCs w:val="28"/>
               </w:rPr>
             </w:pPr>
             <w:r>
               <w:rPr>
-                <w:rFonts w:asciiTheme="minorBidi" w:hAnsiTheme="minorBidi" w:hint="cs"/>
+                <w:rFonts w:asciiTheme="minorBidi" w:hAnsiTheme="minorBidi" w:cs="AL-Mohanad Bold" w:hint="cs"/>
                 <w:b/>
                 <w:bCs/>
                 <w:color w:val="000000" w:themeColor="text1"/>
-                <w:sz w:val="32"/>
-                <w:szCs w:val="32"/>
+                <w:sz w:val="28"/>
+                <w:szCs w:val="28"/>
                 <w:rtl/>
               </w:rPr>
               <w:t>طبيعة العمل</w:t>
@@ -292,11 +197,11 @@
           <w:shd w:val="clear" w:color="auto" w:fill="auto"/>
         </w:tblPrEx>
         <w:trPr>
-          <w:trHeight w:val="138"/>
+          <w:trHeight w:val="16"/>
         </w:trPr>
         <w:tc>
           <w:tcPr>
-            <w:tcW w:w="4394" w:type="dxa"/>
+            <w:tcW w:w="4337" w:type="dxa"/>
             <w:tcBorders>
               <w:top w:val="single" w:sz="6" w:space="0" w:color="000000"/>
               <w:left w:val="single" w:sz="2" w:space="0" w:color="000000"/>
@@ -316,28 +221,18 @@
               <w:pStyle w:val="a6"/>
               <w:jc w:val="center"/>
               <w:rPr>
-                <w:rFonts w:ascii="Arial" w:hAnsi="Arial" w:cs="Arial"/>
+                <w:rFonts w:ascii="Arial" w:hAnsi="Arial" w:cs="AL-Mohanad Bold"/>
                 <w:b/>
                 <w:bCs/>
-                <w:sz w:val="30"/>
-                <w:szCs w:val="30"/>
+                <w:sz w:val="28"/>
+                <w:szCs w:val="28"/>
               </w:rPr>
             </w:pPr>
-            <w:r>
-              <w:rPr>
-                <w:rFonts w:ascii="Arial" w:hAnsi="Arial" w:cs="Arial"/>
-                <w:b/>
-                <w:bCs/>
-                <w:sz w:val="30"/>
-                <w:szCs w:val="30"/>
-              </w:rPr>
-              <w:t xml:space="preserve">  </w:t>
-            </w:r>
           </w:p>
         </w:tc>
         <w:tc>
           <w:tcPr>
-            <w:tcW w:w="2312" w:type="dxa"/>
+            <w:tcW w:w="2282" w:type="dxa"/>
             <w:tcBorders>
               <w:top w:val="single" w:sz="6" w:space="0" w:color="000000"/>
               <w:left w:val="single" w:sz="6" w:space="0" w:color="000000"/>
@@ -357,28 +252,18 @@
               <w:pStyle w:val="a7"/>
               <w:jc w:val="center"/>
               <w:rPr>
-                <w:rFonts w:ascii="Arial" w:hAnsi="Arial" w:cs="Arial"/>
+                <w:rFonts w:ascii="Arial" w:hAnsi="Arial" w:cs="AL-Mohanad Bold"/>
                 <w:b/>
                 <w:bCs/>
-                <w:sz w:val="30"/>
-                <w:szCs w:val="30"/>
+                <w:sz w:val="28"/>
+                <w:szCs w:val="28"/>
               </w:rPr>
             </w:pPr>
-            <w:r>
-              <w:rPr>
-                <w:rFonts w:ascii="Arial" w:hAnsi="Arial" w:cs="Arial"/>
-                <w:b/>
-                <w:bCs/>
-                <w:sz w:val="30"/>
-                <w:szCs w:val="30"/>
-              </w:rPr>
-              <w:t xml:space="preserve"> </w:t>
-            </w:r>
           </w:p>
         </w:tc>
         <w:tc>
           <w:tcPr>
-            <w:tcW w:w="3351" w:type="dxa"/>
+            <w:tcW w:w="3308" w:type="dxa"/>
             <w:tcBorders>
               <w:top w:val="single" w:sz="6" w:space="0" w:color="000000"/>
               <w:left w:val="single" w:sz="2" w:space="0" w:color="000000"/>
@@ -395,12 +280,14 @@
           </w:tcPr>
           <w:p>
             <w:pPr>
+              <w:spacing w:after="0" w:line="240" w:lineRule="auto"/>
+              <w:jc w:val="center"/>
               <w:rPr>
-                <w:rFonts w:ascii="Arial" w:hAnsi="Arial" w:cs="Arial"/>
+                <w:rFonts w:ascii="Arial" w:hAnsi="Arial" w:cs="AL-Mohanad Bold" w:hint="default"/>
                 <w:b/>
                 <w:bCs/>
-                <w:sz w:val="30"/>
-                <w:szCs w:val="30"/>
+                <w:sz w:val="28"/>
+                <w:szCs w:val="28"/>
               </w:rPr>
             </w:pPr>
           </w:p>
@@ -424,7 +311,7 @@
     <w:p>
       <w:pPr>
         <w:rPr>
-          <w:rFonts w:ascii="Amasis MT Pro Black" w:hAnsi="Amasis MT Pro Black" w:cs="PT Bold Heading"/>
+          <w:rFonts w:ascii="Amasis MT Pro Black" w:hAnsi="Amasis MT Pro Black" w:cs="AL-Mateen" w:hint="default"/>
           <w:color w:val="000000" w:themeColor="text1"/>
           <w:sz w:val="40"/>
           <w:szCs w:val="40"/>
@@ -433,6 +320,7 @@
       </w:pPr>
       <w:r>
         <w:rPr>
+          <w:rFonts w:cs="AL-Mateen"/>
           <w:sz w:val="38"/>
           <w:szCs w:val="38"/>
           <w:rtl/>
@@ -442,7 +330,7 @@
       </w:r>
       <w:r>
         <w:rPr>
-          <w:rFonts w:ascii="Amasis MT Pro Black" w:hAnsi="Amasis MT Pro Black" w:cs="PT Bold Heading"/>
+          <w:rFonts w:ascii="Amasis MT Pro Black" w:hAnsi="Amasis MT Pro Black" w:cs="AL-Mateen"/>
           <w:color w:val="000000" w:themeColor="text1"/>
           <w:sz w:val="40"/>
           <w:szCs w:val="40"/>
@@ -452,7 +340,7 @@
       </w:r>
       <w:r>
         <w:rPr>
-          <w:rFonts w:ascii="Cambria" w:hAnsi="Cambria" w:cs="Cambria"/>
+          <w:rFonts w:ascii="Cambria" w:hAnsi="Cambria" w:cs="AL-Mateen"/>
           <w:color w:val="000000" w:themeColor="text1"/>
           <w:sz w:val="40"/>
           <w:szCs w:val="40"/>
@@ -462,7 +350,7 @@
       </w:r>
       <w:r>
         <w:rPr>
-          <w:rFonts w:ascii="Amasis MT Pro Black" w:hAnsi="Amasis MT Pro Black" w:cs="PT Bold Heading"/>
+          <w:rFonts w:ascii="Amasis MT Pro Black" w:hAnsi="Amasis MT Pro Black" w:cs="AL-Mateen"/>
           <w:color w:val="000000" w:themeColor="text1"/>
           <w:sz w:val="40"/>
           <w:szCs w:val="40"/>
@@ -472,7 +360,7 @@
       </w:r>
       <w:r>
         <w:rPr>
-          <w:rFonts w:ascii="Cambria" w:hAnsi="Cambria" w:cs="Cambria"/>
+          <w:rFonts w:ascii="Cambria" w:hAnsi="Cambria" w:cs="AL-Mateen"/>
           <w:color w:val="000000" w:themeColor="text1"/>
           <w:sz w:val="40"/>
           <w:szCs w:val="40"/>
@@ -482,7 +370,7 @@
       </w:r>
       <w:r>
         <w:rPr>
-          <w:rFonts w:ascii="Amasis MT Pro Black" w:hAnsi="Amasis MT Pro Black" w:cs="PT Bold Heading"/>
+          <w:rFonts w:ascii="Amasis MT Pro Black" w:hAnsi="Amasis MT Pro Black" w:cs="AL-Mateen"/>
           <w:color w:val="000000" w:themeColor="text1"/>
           <w:sz w:val="40"/>
           <w:szCs w:val="40"/>
@@ -494,365 +382,664 @@
     <w:p>
       <w:pPr>
         <w:rPr>
+          <w:rFonts w:asciiTheme="minorBidi" w:hAnsiTheme="minorBidi" w:cs="AL-Mateen" w:hint="default"/>
+          <w:color w:val="000000" w:themeColor="text1"/>
+          <w:sz w:val="32"/>
+          <w:szCs w:val="32"/>
+          <w:rtl/>
+        </w:rPr>
+      </w:pPr>
+      <w:r>
+        <w:rPr>
+          <w:rFonts w:asciiTheme="minorBidi" w:hAnsiTheme="minorBidi" w:cs="AL-Mateen"/>
+          <w:color w:val="000000" w:themeColor="text1"/>
+          <w:sz w:val="32"/>
+          <w:szCs w:val="32"/>
+          <w:rtl/>
+        </w:rPr>
+        <w:t xml:space="preserve">         السلام عليكم ورحمة الله </w:t>
+      </w:r>
+      <w:proofErr w:type="spellStart"/>
+      <w:proofErr w:type="gramStart"/>
+      <w:r>
+        <w:rPr>
+          <w:rFonts w:asciiTheme="minorBidi" w:hAnsiTheme="minorBidi" w:cs="AL-Mateen"/>
+          <w:color w:val="000000" w:themeColor="text1"/>
+          <w:sz w:val="32"/>
+          <w:szCs w:val="32"/>
+          <w:rtl/>
+        </w:rPr>
+        <w:t>وبركاته،</w:t>
+      </w:r>
+      <w:r>
+        <w:rPr>
+          <w:rFonts w:asciiTheme="minorBidi" w:hAnsiTheme="minorBidi" w:cs="AL-Mateen"/>
+          <w:color w:val="000000" w:themeColor="text1"/>
+          <w:sz w:val="32"/>
+          <w:szCs w:val="32"/>
+          <w:rtl/>
+        </w:rPr>
+        <w:t>وبعد</w:t>
+      </w:r>
+      <w:proofErr w:type="spellEnd"/>
+      <w:proofErr w:type="gramEnd"/>
+      <w:r>
+        <w:rPr>
+          <w:rFonts w:asciiTheme="minorBidi" w:hAnsiTheme="minorBidi" w:cs="AL-Mateen"/>
+          <w:color w:val="000000" w:themeColor="text1"/>
+          <w:sz w:val="32"/>
+          <w:szCs w:val="32"/>
+          <w:rtl/>
+        </w:rPr>
+        <w:t>:</w:t>
+      </w:r>
+    </w:p>
+    <w:p>
+      <w:pPr>
+        <w:rPr>
+          <w:rFonts w:cs="AL-Mohanad Bold" w:hint="default"/>
+          <w:color w:val="000000" w:themeColor="text1"/>
+          <w:sz w:val="36"/>
+          <w:szCs w:val="36"/>
+          <w:rtl/>
+        </w:rPr>
+      </w:pPr>
+      <w:r>
+        <w:rPr>
+          <w:rFonts w:cs="AL-Mohanad Bold"/>
+          <w:sz w:val="36"/>
+          <w:szCs w:val="36"/>
+          <w:rtl/>
+        </w:rPr>
+        <w:t xml:space="preserve">نفيد سعادتكم بأن الموضح بياناته بعالية يعمل في مناوبتنا وتميز خلال الفترة الماضية التي يعمل بها تحت ادارتنا من الانضباط في الحضور والانصراف وفي الأداء في </w:t>
+      </w:r>
+      <w:proofErr w:type="gramStart"/>
+      <w:r>
+        <w:rPr>
+          <w:rFonts w:cs="AL-Mohanad Bold"/>
+          <w:sz w:val="36"/>
+          <w:szCs w:val="36"/>
+          <w:rtl/>
+        </w:rPr>
+        <w:t>العمل  ولكي</w:t>
+      </w:r>
+      <w:proofErr w:type="gramEnd"/>
+      <w:r>
+        <w:rPr>
+          <w:rFonts w:cs="AL-Mohanad Bold"/>
+          <w:sz w:val="36"/>
+          <w:szCs w:val="36"/>
+          <w:rtl/>
+        </w:rPr>
+        <w:t xml:space="preserve"> يستمر التميز لهم وحافز لبقية زملاءه نأمل من سعادتكم بتكريمه </w:t>
+      </w:r>
+      <w:proofErr w:type="spellStart"/>
+      <w:r>
+        <w:rPr>
+          <w:rFonts w:cs="AL-Mohanad Bold"/>
+          <w:sz w:val="36"/>
+          <w:szCs w:val="36"/>
+          <w:rtl/>
+        </w:rPr>
+        <w:t>والإعاز</w:t>
+      </w:r>
+      <w:proofErr w:type="spellEnd"/>
+      <w:r>
+        <w:rPr>
+          <w:rFonts w:cs="AL-Mohanad Bold"/>
+          <w:sz w:val="36"/>
+          <w:szCs w:val="36"/>
+          <w:rtl/>
+        </w:rPr>
+        <w:t xml:space="preserve"> لمن يلزم حيال ذلك . </w:t>
+      </w:r>
+    </w:p>
+    <w:p>
+      <w:pPr>
+        <w:rPr>
+          <w:rFonts w:cs="AL-Mateen" w:hint="default"/>
+          <w:color w:val="000000" w:themeColor="text1"/>
+          <w:sz w:val="32"/>
+          <w:szCs w:val="32"/>
+          <w:rtl/>
+        </w:rPr>
+      </w:pPr>
+      <w:r>
+        <w:rPr>
+          <w:rFonts w:cs="AL-Mateen"/>
+          <w:color w:val="000000" w:themeColor="text1"/>
+          <w:sz w:val="32"/>
+          <w:szCs w:val="32"/>
+          <w:rtl/>
+        </w:rPr>
+        <w:t xml:space="preserve">هذا </w:t>
+      </w:r>
+      <w:r>
+        <w:rPr>
+          <w:rFonts w:cs="AL-Mateen"/>
+          <w:color w:val="000000" w:themeColor="text1"/>
+          <w:sz w:val="32"/>
+          <w:szCs w:val="32"/>
+          <w:rtl/>
+        </w:rPr>
+        <w:t>لاطلاع</w:t>
+      </w:r>
+      <w:r>
+        <w:rPr>
+          <w:rFonts w:cs="AL-Mateen"/>
+          <w:color w:val="000000" w:themeColor="text1"/>
+          <w:sz w:val="32"/>
+          <w:szCs w:val="32"/>
+          <w:rtl/>
+        </w:rPr>
+        <w:t xml:space="preserve"> سعادتكم </w:t>
+      </w:r>
+      <w:r>
+        <w:rPr>
+          <w:rFonts w:cs="AL-Mateen"/>
+          <w:color w:val="000000" w:themeColor="text1"/>
+          <w:sz w:val="32"/>
+          <w:szCs w:val="32"/>
+          <w:rtl/>
+        </w:rPr>
+        <w:t>والإحاطة وتقبلوا</w:t>
+      </w:r>
+      <w:r>
+        <w:rPr>
+          <w:rFonts w:cs="AL-Mateen"/>
+          <w:color w:val="000000" w:themeColor="text1"/>
+          <w:sz w:val="32"/>
+          <w:szCs w:val="32"/>
+          <w:rtl/>
+        </w:rPr>
+        <w:t xml:space="preserve"> خالص تحياتي .... </w:t>
+      </w:r>
+    </w:p>
+    <w:p>
+      <w:pPr>
+        <w:rPr>
+          <w:rFonts w:cs="AL-Mateen" w:hint="default"/>
+          <w:sz w:val="32"/>
+          <w:szCs w:val="32"/>
+          <w:rtl/>
+        </w:rPr>
+      </w:pPr>
+      <w:r>
+        <w:rPr>
           <w:rFonts w:asciiTheme="minorBidi" w:hAnsiTheme="minorBidi"/>
+          <w:noProof/>
+          <w:color w:val="000000" w:themeColor="text1"/>
+          <w:sz w:val="32"/>
+          <w:szCs w:val="32"/>
+          <w:rtl/>
+        </w:rPr>
+        <mc:AlternateContent>
+          <mc:Choice Requires="wps">
+            <w:drawing>
+              <wp:anchor distT="45720" distB="45720" distL="114300" distR="114300" simplePos="0" relativeHeight="251659264" behindDoc="1" locked="0" layoutInCell="1" allowOverlap="1" wp14:anchorId="5B4CA0C9" wp14:editId="0A765D44">
+                <wp:simplePos x="0" y="0"/>
+                <wp:positionH relativeFrom="column">
+                  <wp:posOffset>-177441</wp:posOffset>
+                </wp:positionH>
+                <wp:positionV relativeFrom="paragraph">
+                  <wp:posOffset>453426</wp:posOffset>
+                </wp:positionV>
+                <wp:extent cx="3434316" cy="1562986"/>
+                <wp:effectExtent l="0" t="0" r="0" b="0"/>
+                <wp:wrapTight wrapText="bothSides">
+                  <wp:wrapPolygon edited="0">
+                    <wp:start x="240" y="0"/>
+                    <wp:lineTo x="240" y="21328"/>
+                    <wp:lineTo x="21209" y="21328"/>
+                    <wp:lineTo x="21209" y="0"/>
+                    <wp:lineTo x="240" y="0"/>
+                  </wp:wrapPolygon>
+                </wp:wrapTight>
+                <wp:docPr id="217" name="مربع نص 2"/>
+                <wp:cNvGraphicFramePr>
+                  <a:graphicFrameLocks xmlns:a="http://schemas.openxmlformats.org/drawingml/2006/main"/>
+                </wp:cNvGraphicFramePr>
+                <a:graphic xmlns:a="http://schemas.openxmlformats.org/drawingml/2006/main">
+                  <a:graphicData uri="http://schemas.microsoft.com/office/word/2010/wordprocessingShape">
+                    <wps:wsp>
+                      <wps:cNvSpPr txBox="1">
+                        <a:spLocks noChangeArrowheads="1"/>
+                      </wps:cNvSpPr>
+                      <wps:spPr bwMode="auto">
+                        <a:xfrm flipH="1">
+                          <a:off x="0" y="0"/>
+                          <a:ext cx="3434316" cy="1562986"/>
+                        </a:xfrm>
+                        <a:prstGeom prst="rect">
+                          <a:avLst/>
+                        </a:prstGeom>
+                        <a:noFill/>
+                        <a:ln>
+                          <a:noFill/>
+                        </a:ln>
+                      </wps:spPr>
+                      <wps:style>
+                        <a:lnRef idx="0">
+                          <a:scrgbClr r="0" g="0" b="0"/>
+                        </a:lnRef>
+                        <a:fillRef idx="0">
+                          <a:scrgbClr r="0" g="0" b="0"/>
+                        </a:fillRef>
+                        <a:effectRef idx="0">
+                          <a:scrgbClr r="0" g="0" b="0"/>
+                        </a:effectRef>
+                        <a:fontRef idx="minor">
+                          <a:schemeClr val="accent3"/>
+                        </a:fontRef>
+                      </wps:style>
+                      <wps:txbx>
+                        <w:txbxContent>
+                          <w:p>
+                            <w:pPr>
+                              <w:spacing w:after="0"/>
+                              <w:jc w:val="center"/>
+                              <w:rPr>
+                                <w:rFonts w:hint="default"/>
+                                <w:sz w:val="36"/>
+                                <w:szCs w:val="36"/>
+                                <w:rtl/>
+                              </w:rPr>
+                            </w:pPr>
+                            <w:r>
+                              <w:rPr>
+                                <w:rFonts w:asciiTheme="minorBidi" w:hAnsiTheme="minorBidi" w:cs="AL-Mateen"/>
+                                <w:b/>
+                                <w:bCs/>
+                                <w:color w:val="000000" w:themeColor="text1"/>
+                                <w:sz w:val="36"/>
+                                <w:szCs w:val="36"/>
+                                <w:rtl/>
+                              </w:rPr>
+                              <w:t xml:space="preserve">رئيس مناوبة </w:t>
+                            </w:r>
+                            <w:proofErr w:type="gramStart"/>
+                            <w:r>
+                              <w:rPr>
+                                <w:rFonts w:asciiTheme="minorBidi" w:hAnsiTheme="minorBidi" w:cs="AL-Mateen"/>
+                                <w:b/>
+                                <w:bCs/>
+                                <w:color w:val="000000" w:themeColor="text1"/>
+                                <w:sz w:val="36"/>
+                                <w:szCs w:val="36"/>
+                                <w:rtl/>
+                              </w:rPr>
+                              <w:t xml:space="preserve">( </w:t>
+                            </w:r>
+                            <w:bookmarkStart w:id="0" w:name="Shift1"/>
+                            <w:bookmarkEnd w:id="0"/>
+                            <w:r>
+                              <w:rPr>
+                                <w:rFonts w:asciiTheme="minorBidi" w:hAnsiTheme="minorBidi" w:cs="AL-Mateen"/>
+                                <w:b/>
+                                <w:bCs/>
+                                <w:color w:val="000000" w:themeColor="text1"/>
+                                <w:sz w:val="36"/>
+                                <w:szCs w:val="36"/>
+                                <w:rtl/>
+                              </w:rPr>
+                              <w:t xml:space="preserve"> )</w:t>
+                            </w:r>
+                            <w:proofErr w:type="gramEnd"/>
+                            <w:r>
+                              <w:rPr>
+                                <w:rFonts w:asciiTheme="minorBidi" w:hAnsiTheme="minorBidi" w:cs="AL-Mateen"/>
+                                <w:b/>
+                                <w:bCs/>
+                                <w:color w:val="000000" w:themeColor="text1"/>
+                                <w:sz w:val="36"/>
+                                <w:szCs w:val="36"/>
+                                <w:rtl/>
+                              </w:rPr>
+                              <w:t xml:space="preserve"> مغادرة ( </w:t>
+                            </w:r>
+                            <w:bookmarkStart w:id="1" w:name="HallNumber1"/>
+                            <w:bookmarkEnd w:id="1"/>
+                            <w:r>
+                              <w:rPr>
+                                <w:rFonts w:asciiTheme="minorBidi" w:hAnsiTheme="minorBidi" w:cs="AL-Mateen"/>
+                                <w:b/>
+                                <w:bCs/>
+                                <w:color w:val="000000" w:themeColor="text1"/>
+                                <w:sz w:val="36"/>
+                                <w:szCs w:val="36"/>
+                                <w:rtl/>
+                              </w:rPr>
+                              <w:t xml:space="preserve"> )</w:t>
+                            </w:r>
+                          </w:p>
+                          <w:p>
+                            <w:pPr>
+                              <w:spacing w:after="0"/>
+                              <w:rPr>
+                                <w:rFonts w:hint="default"/>
+                                <w:sz w:val="36"/>
+                                <w:szCs w:val="36"/>
+                                <w:rtl/>
+                              </w:rPr>
+                            </w:pPr>
+                            <w:bookmarkStart w:id="2" w:name="Rank1"/>
+                            <w:r>
+                              <w:rPr>
+                                <w:rFonts w:asciiTheme="minorBidi" w:hAnsiTheme="minorBidi" w:cs="AL-Mateen"/>
+                                <w:color w:val="000000" w:themeColor="text1"/>
+                                <w:sz w:val="36"/>
+                                <w:szCs w:val="36"/>
+                                <w:rtl/>
+                              </w:rPr>
+                              <w:t>........</w:t>
+                            </w:r>
+                            <w:bookmarkEnd w:id="2"/>
+                            <w:r>
+                              <w:rPr>
+                                <w:rFonts w:cs="AL-Mateen"/>
+                                <w:sz w:val="36"/>
+                                <w:szCs w:val="36"/>
+                                <w:rtl/>
+                              </w:rPr>
+                              <w:t>/</w:t>
+                            </w:r>
+                          </w:p>
+                          <w:p>
+                            <w:pPr>
+                              <w:jc w:val="center"/>
+                              <w:rPr>
+                                <w:rFonts w:hint="default"/>
+                                <w:sz w:val="36"/>
+                                <w:szCs w:val="36"/>
+                              </w:rPr>
+                            </w:pPr>
+                            <w:bookmarkStart w:id="3" w:name="OfficerName1"/>
+                            <w:r>
+                              <w:rPr>
+                                <w:rFonts w:asciiTheme="minorBidi" w:hAnsiTheme="minorBidi" w:cs="AL-Mateen"/>
+                                <w:b/>
+                                <w:bCs/>
+                                <w:color w:val="000000" w:themeColor="text1"/>
+                                <w:sz w:val="36"/>
+                                <w:szCs w:val="36"/>
+                                <w:rtl/>
+                              </w:rPr>
+                              <w:t>......................</w:t>
+                            </w:r>
+                            <w:bookmarkEnd w:id="3"/>
+                          </w:p>
+                        </w:txbxContent>
+                      </wps:txbx>
+                      <wps:bodyPr rot="0" vert="horz" wrap="square" lIns="91440" tIns="45720" rIns="91440" bIns="45720" anchor="t" anchorCtr="0">
+                        <a:noAutofit/>
+                      </wps:bodyPr>
+                    </wps:wsp>
+                  </a:graphicData>
+                </a:graphic>
+                <wp14:sizeRelH relativeFrom="margin">
+                  <wp14:pctWidth>0</wp14:pctWidth>
+                </wp14:sizeRelH>
+                <wp14:sizeRelV relativeFrom="margin">
+                  <wp14:pctHeight>0</wp14:pctHeight>
+                </wp14:sizeRelV>
+              </wp:anchor>
+            </w:drawing>
+          </mc:Choice>
+          <mc:Fallback>
+            <w:pict>
+              <v:shapetype w14:anchorId="5B4CA0C9" id="_x0000_t202" coordsize="21600,21600" o:spt="202" path="m,l,21600r21600,l21600,xe">
+                <v:stroke joinstyle="miter"/>
+                <v:path gradientshapeok="t" o:connecttype="rect"/>
+              </v:shapetype>
+              <v:shape id="مربع نص 2" o:spid="_x0000_s1026" type="#_x0000_t202" style="position:absolute;left:0;text-align:left;margin-left:-13.95pt;margin-top:35.7pt;width:270.4pt;height:123.05pt;flip:x;z-index:-251657216;visibility:visible;mso-wrap-style:square;mso-width-percent:0;mso-height-percent:0;mso-wrap-distance-left:9pt;mso-wrap-distance-top:3.6pt;mso-wrap-distance-right:9pt;mso-wrap-distance-bottom:3.6pt;mso-position-horizontal:absolute;mso-position-horizontal-relative:text;mso-position-vertical:absolute;mso-position-vertical-relative:text;mso-width-percent:0;mso-height-percent:0;mso-width-relative:margin;mso-height-relative:margin;v-text-anchor:top" o:gfxdata="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" filled="f" stroked="f">
+                <v:textbox>
+                  <w:txbxContent>
+                    <w:p>
+                      <w:pPr>
+                        <w:spacing w:after="0"/>
+                        <w:jc w:val="center"/>
+                        <w:rPr>
+                          <w:rFonts w:hint="default"/>
+                          <w:sz w:val="36"/>
+                          <w:szCs w:val="36"/>
+                          <w:rtl/>
+                        </w:rPr>
+                      </w:pPr>
+                      <w:r>
+                        <w:rPr>
+                          <w:rFonts w:asciiTheme="minorBidi" w:hAnsiTheme="minorBidi" w:cs="AL-Mateen"/>
+                          <w:b/>
+                          <w:bCs/>
+                          <w:color w:val="000000" w:themeColor="text1"/>
+                          <w:sz w:val="36"/>
+                          <w:szCs w:val="36"/>
+                          <w:rtl/>
+                        </w:rPr>
+                        <w:t xml:space="preserve">رئيس مناوبة </w:t>
+                      </w:r>
+                      <w:proofErr w:type="gramStart"/>
+                      <w:r>
+                        <w:rPr>
+                          <w:rFonts w:asciiTheme="minorBidi" w:hAnsiTheme="minorBidi" w:cs="AL-Mateen"/>
+                          <w:b/>
+                          <w:bCs/>
+                          <w:color w:val="000000" w:themeColor="text1"/>
+                          <w:sz w:val="36"/>
+                          <w:szCs w:val="36"/>
+                          <w:rtl/>
+                        </w:rPr>
+                        <w:t xml:space="preserve">( </w:t>
+                      </w:r>
+                      <w:bookmarkStart w:id="4" w:name="Shift1"/>
+                      <w:bookmarkEnd w:id="4"/>
+                      <w:r>
+                        <w:rPr>
+                          <w:rFonts w:asciiTheme="minorBidi" w:hAnsiTheme="minorBidi" w:cs="AL-Mateen"/>
+                          <w:b/>
+                          <w:bCs/>
+                          <w:color w:val="000000" w:themeColor="text1"/>
+                          <w:sz w:val="36"/>
+                          <w:szCs w:val="36"/>
+                          <w:rtl/>
+                        </w:rPr>
+                        <w:t xml:space="preserve"> )</w:t>
+                      </w:r>
+                      <w:proofErr w:type="gramEnd"/>
+                      <w:r>
+                        <w:rPr>
+                          <w:rFonts w:asciiTheme="minorBidi" w:hAnsiTheme="minorBidi" w:cs="AL-Mateen"/>
+                          <w:b/>
+                          <w:bCs/>
+                          <w:color w:val="000000" w:themeColor="text1"/>
+                          <w:sz w:val="36"/>
+                          <w:szCs w:val="36"/>
+                          <w:rtl/>
+                        </w:rPr>
+                        <w:t xml:space="preserve"> مغادرة ( </w:t>
+                      </w:r>
+                      <w:bookmarkStart w:id="5" w:name="HallNumber1"/>
+                      <w:bookmarkEnd w:id="5"/>
+                      <w:r>
+                        <w:rPr>
+                          <w:rFonts w:asciiTheme="minorBidi" w:hAnsiTheme="minorBidi" w:cs="AL-Mateen"/>
+                          <w:b/>
+                          <w:bCs/>
+                          <w:color w:val="000000" w:themeColor="text1"/>
+                          <w:sz w:val="36"/>
+                          <w:szCs w:val="36"/>
+                          <w:rtl/>
+                        </w:rPr>
+                        <w:t xml:space="preserve"> )</w:t>
+                      </w:r>
+                    </w:p>
+                    <w:p>
+                      <w:pPr>
+                        <w:spacing w:after="0"/>
+                        <w:rPr>
+                          <w:rFonts w:hint="default"/>
+                          <w:sz w:val="36"/>
+                          <w:szCs w:val="36"/>
+                          <w:rtl/>
+                        </w:rPr>
+                      </w:pPr>
+                      <w:bookmarkStart w:id="6" w:name="Rank1"/>
+                      <w:r>
+                        <w:rPr>
+                          <w:rFonts w:asciiTheme="minorBidi" w:hAnsiTheme="minorBidi" w:cs="AL-Mateen"/>
+                          <w:color w:val="000000" w:themeColor="text1"/>
+                          <w:sz w:val="36"/>
+                          <w:szCs w:val="36"/>
+                          <w:rtl/>
+                        </w:rPr>
+                        <w:t>........</w:t>
+                      </w:r>
+                      <w:bookmarkEnd w:id="6"/>
+                      <w:r>
+                        <w:rPr>
+                          <w:rFonts w:cs="AL-Mateen"/>
+                          <w:sz w:val="36"/>
+                          <w:szCs w:val="36"/>
+                          <w:rtl/>
+                        </w:rPr>
+                        <w:t>/</w:t>
+                      </w:r>
+                    </w:p>
+                    <w:p>
+                      <w:pPr>
+                        <w:jc w:val="center"/>
+                        <w:rPr>
+                          <w:rFonts w:hint="default"/>
+                          <w:sz w:val="36"/>
+                          <w:szCs w:val="36"/>
+                        </w:rPr>
+                      </w:pPr>
+                      <w:bookmarkStart w:id="7" w:name="OfficerName1"/>
+                      <w:r>
+                        <w:rPr>
+                          <w:rFonts w:asciiTheme="minorBidi" w:hAnsiTheme="minorBidi" w:cs="AL-Mateen"/>
+                          <w:b/>
+                          <w:bCs/>
+                          <w:color w:val="000000" w:themeColor="text1"/>
+                          <w:sz w:val="36"/>
+                          <w:szCs w:val="36"/>
+                          <w:rtl/>
+                        </w:rPr>
+                        <w:t>......................</w:t>
+                      </w:r>
+                      <w:bookmarkEnd w:id="7"/>
+                    </w:p>
+                  </w:txbxContent>
+                </v:textbox>
+                <w10:wrap type="tight"/>
+              </v:shape>
+            </w:pict>
+          </mc:Fallback>
+        </mc:AlternateContent>
+      </w:r>
+      <w:r>
+        <w:rPr>
+          <w:rFonts w:cstheme="minorHAnsi"/>
+          <w:color w:val="000000" w:themeColor="text1"/>
+          <w:sz w:val="36"/>
+          <w:szCs w:val="36"/>
+          <w:rtl/>
+        </w:rPr>
+        <w:t xml:space="preserve">                                                                 </w:t>
+      </w:r>
+      <w:r>
+        <w:rPr>
+          <w:rFonts w:cs="AL-Mateen"/>
+          <w:color w:val="000000" w:themeColor="text1"/>
+          <w:sz w:val="32"/>
+          <w:szCs w:val="32"/>
+          <w:rtl/>
+        </w:rPr>
+        <w:t xml:space="preserve">والسلام </w:t>
+      </w:r>
+      <w:proofErr w:type="gramStart"/>
+      <w:r>
+        <w:rPr>
+          <w:rFonts w:cs="AL-Mateen"/>
+          <w:color w:val="000000" w:themeColor="text1"/>
+          <w:sz w:val="32"/>
+          <w:szCs w:val="32"/>
+          <w:rtl/>
+        </w:rPr>
+        <w:t>عليكم،</w:t>
+      </w:r>
+      <w:r>
+        <w:rPr>
+          <w:rFonts w:cs="AL-Mateen"/>
+          <w:color w:val="000000" w:themeColor="text1"/>
+          <w:sz w:val="32"/>
+          <w:szCs w:val="32"/>
+          <w:rtl/>
+        </w:rPr>
+        <w:t>،،</w:t>
+      </w:r>
+      <w:proofErr w:type="gramEnd"/>
+      <w:r>
+        <w:rPr>
+          <w:rFonts w:cs="AL-Mateen"/>
+          <w:color w:val="000000" w:themeColor="text1"/>
+          <w:sz w:val="32"/>
+          <w:szCs w:val="32"/>
+          <w:rtl/>
+        </w:rPr>
+        <w:t>                    </w:t>
+      </w:r>
+    </w:p>
+    <w:p>
+      <w:pPr>
+        <w:rPr>
+          <w:rFonts w:asciiTheme="minorBidi" w:hAnsiTheme="minorBidi" w:hint="default"/>
+          <w:color w:val="000000" w:themeColor="text1"/>
+          <w:sz w:val="32"/>
+          <w:szCs w:val="32"/>
+          <w:rtl/>
+        </w:rPr>
+      </w:pPr>
+      <w:r>
+        <w:rPr>
+          <w:rFonts w:asciiTheme="minorBidi" w:hAnsiTheme="minorBidi"/>
+          <w:color w:val="000000" w:themeColor="text1"/>
+          <w:sz w:val="32"/>
+          <w:szCs w:val="32"/>
+          <w:rtl/>
+        </w:rPr>
+        <w:t>  </w:t>
+      </w:r>
+    </w:p>
+    <w:p>
+      <w:pPr>
+        <w:rPr>
+          <w:rFonts w:asciiTheme="minorBidi" w:hAnsiTheme="minorBidi" w:hint="default"/>
+          <w:color w:val="000000" w:themeColor="text1"/>
+          <w:sz w:val="32"/>
+          <w:szCs w:val="32"/>
+          <w:rtl/>
+        </w:rPr>
+      </w:pPr>
+      <w:r>
+        <w:rPr>
+          <w:rFonts w:asciiTheme="minorBidi" w:hAnsiTheme="minorBidi"/>
+          <w:color w:val="000000" w:themeColor="text1"/>
+          <w:sz w:val="32"/>
+          <w:szCs w:val="32"/>
+          <w:rtl/>
+        </w:rPr>
+        <w:t>                           </w:t>
+      </w:r>
+    </w:p>
+    <w:p>
+      <w:pPr>
+        <w:rPr>
+          <w:rFonts w:asciiTheme="minorBidi" w:hAnsiTheme="minorBidi" w:hint="default"/>
           <w:b/>
           <w:bCs/>
           <w:color w:val="000000" w:themeColor="text1"/>
           <w:sz w:val="36"/>
           <w:szCs w:val="36"/>
-          <w:rtl/>
-        </w:rPr>
-      </w:pPr>
-      <w:r>
-        <w:rPr>
-          <w:rFonts w:asciiTheme="minorBidi" w:hAnsiTheme="minorBidi"/>
-          <w:b/>
-          <w:bCs/>
-          <w:color w:val="000000" w:themeColor="text1"/>
-          <w:sz w:val="32"/>
-          <w:szCs w:val="32"/>
-          <w:rtl/>
-        </w:rPr>
-        <w:t>         </w:t>
-      </w:r>
-      <w:r>
-        <w:rPr>
-          <w:rFonts w:asciiTheme="minorBidi" w:hAnsiTheme="minorBidi"/>
-          <w:b/>
-          <w:bCs/>
-          <w:color w:val="000000" w:themeColor="text1"/>
-          <w:sz w:val="36"/>
-          <w:szCs w:val="36"/>
-          <w:rtl/>
-        </w:rPr>
-        <w:t xml:space="preserve">السلام عليكم ورحمة الله </w:t>
-      </w:r>
-      <w:proofErr w:type="gramStart"/>
-      <w:r>
-        <w:rPr>
-          <w:rFonts w:asciiTheme="minorBidi" w:hAnsiTheme="minorBidi"/>
-          <w:b/>
-          <w:bCs/>
-          <w:color w:val="000000" w:themeColor="text1"/>
-          <w:sz w:val="36"/>
-          <w:szCs w:val="36"/>
-          <w:rtl/>
-        </w:rPr>
-        <w:t>وبركاته،،،</w:t>
-      </w:r>
-      <w:proofErr w:type="gramEnd"/>
-      <w:r>
-        <w:rPr>
-          <w:rFonts w:asciiTheme="minorBidi" w:hAnsiTheme="minorBidi"/>
-          <w:b/>
-          <w:bCs/>
-          <w:color w:val="000000" w:themeColor="text1"/>
-          <w:sz w:val="36"/>
-          <w:szCs w:val="36"/>
-          <w:rtl/>
-        </w:rPr>
-        <w:t>وبعد:</w:t>
-      </w:r>
-    </w:p>
-    <w:p>
-      <w:pPr>
-        <w:rPr>
-          <w:rFonts w:cs="Times New Roman"/>
-          <w:color w:val="000000" w:themeColor="text1"/>
-          <w:sz w:val="36"/>
-          <w:szCs w:val="36"/>
-          <w:rtl/>
-        </w:rPr>
-      </w:pPr>
-      <w:r>
-        <w:rPr>
-          <w:rFonts w:cstheme="minorHAnsi"/>
-          <w:sz w:val="36"/>
-          <w:szCs w:val="36"/>
-          <w:rtl/>
-        </w:rPr>
-        <w:t>نفيد سعادتكم بأن الموضح بياناته بعالية يعمل في مناوبتنا وتميز خلال الفترة الماضية التي يعمل بها تحت ادارتنا من الانضباط في الحضور والانصراف</w:t>
-      </w:r>
-      <w:r>
-        <w:rPr>
-          <w:rFonts w:cs="Arial"/>
-          <w:sz w:val="36"/>
-          <w:szCs w:val="36"/>
-          <w:rtl/>
-        </w:rPr>
-        <w:t xml:space="preserve"> وفي الأداء في </w:t>
-      </w:r>
-      <w:proofErr w:type="gramStart"/>
-      <w:r>
-        <w:rPr>
-          <w:rFonts w:cs="Arial"/>
-          <w:sz w:val="36"/>
-          <w:szCs w:val="36"/>
-          <w:rtl/>
-        </w:rPr>
-        <w:t xml:space="preserve">العمل </w:t>
-      </w:r>
-      <w:r>
-        <w:rPr>
-          <w:rFonts w:cstheme="minorHAnsi"/>
-          <w:sz w:val="36"/>
-          <w:szCs w:val="36"/>
-          <w:rtl/>
-        </w:rPr>
-        <w:t xml:space="preserve"> ولكي</w:t>
-      </w:r>
-      <w:proofErr w:type="gramEnd"/>
-      <w:r>
-        <w:rPr>
-          <w:rFonts w:cstheme="minorHAnsi"/>
-          <w:sz w:val="36"/>
-          <w:szCs w:val="36"/>
-          <w:rtl/>
-        </w:rPr>
-        <w:t xml:space="preserve"> يستمر التميز له</w:t>
-      </w:r>
-      <w:r>
-        <w:rPr>
-          <w:rFonts w:cstheme="minorHAnsi"/>
-          <w:sz w:val="36"/>
-          <w:szCs w:val="36"/>
-          <w:rtl/>
-        </w:rPr>
-        <w:t>م</w:t>
-      </w:r>
-      <w:r>
-        <w:rPr>
-          <w:rFonts w:cstheme="minorHAnsi"/>
-          <w:sz w:val="36"/>
-          <w:szCs w:val="36"/>
-          <w:rtl/>
-        </w:rPr>
-        <w:t xml:space="preserve"> وحافز لبقية زملاءه نأمل من سعادتكم بتكريمه </w:t>
-      </w:r>
-      <w:proofErr w:type="spellStart"/>
-      <w:r>
-        <w:rPr>
-          <w:rFonts w:cstheme="minorHAnsi"/>
-          <w:sz w:val="36"/>
-          <w:szCs w:val="36"/>
-          <w:rtl/>
-        </w:rPr>
-        <w:t>والإعاز</w:t>
-      </w:r>
-      <w:proofErr w:type="spellEnd"/>
-      <w:r>
-        <w:rPr>
-          <w:rFonts w:cstheme="minorHAnsi"/>
-          <w:sz w:val="36"/>
-          <w:szCs w:val="36"/>
-          <w:rtl/>
-        </w:rPr>
-        <w:t xml:space="preserve"> لمن يلزم حيال ذلك . </w:t>
-      </w:r>
-    </w:p>
-    <w:p>
-      <w:pPr>
-        <w:rPr>
-          <w:rFonts w:cs="Times New Roman"/>
-          <w:color w:val="000000" w:themeColor="text1"/>
-          <w:sz w:val="36"/>
-          <w:szCs w:val="36"/>
-          <w:rtl/>
-        </w:rPr>
-      </w:pPr>
-      <w:r>
-        <w:rPr>
-          <w:rFonts w:cstheme="minorHAnsi"/>
-          <w:b/>
-          <w:bCs/>
-          <w:color w:val="000000" w:themeColor="text1"/>
-          <w:sz w:val="36"/>
-          <w:szCs w:val="36"/>
-          <w:rtl/>
-        </w:rPr>
-        <w:t xml:space="preserve">هذا </w:t>
-      </w:r>
-      <w:proofErr w:type="spellStart"/>
-      <w:r>
-        <w:rPr>
-          <w:rFonts w:cstheme="minorHAnsi"/>
-          <w:b/>
-          <w:bCs/>
-          <w:color w:val="000000" w:themeColor="text1"/>
-          <w:sz w:val="36"/>
-          <w:szCs w:val="36"/>
-          <w:rtl/>
-        </w:rPr>
-        <w:t>ل</w:t>
-      </w:r>
-      <w:r>
-        <w:rPr>
-          <w:rFonts w:cstheme="minorHAnsi"/>
-          <w:b/>
-          <w:bCs/>
-          <w:color w:val="000000" w:themeColor="text1"/>
-          <w:sz w:val="36"/>
-          <w:szCs w:val="36"/>
-          <w:rtl/>
-        </w:rPr>
-        <w:t>إ</w:t>
-      </w:r>
-      <w:r>
-        <w:rPr>
-          <w:rFonts w:cstheme="minorHAnsi"/>
-          <w:b/>
-          <w:bCs/>
-          <w:color w:val="000000" w:themeColor="text1"/>
-          <w:sz w:val="36"/>
-          <w:szCs w:val="36"/>
-          <w:rtl/>
-        </w:rPr>
-        <w:t>طلاع</w:t>
-      </w:r>
-      <w:proofErr w:type="spellEnd"/>
-      <w:r>
-        <w:rPr>
-          <w:rFonts w:cstheme="minorHAnsi"/>
-          <w:b/>
-          <w:bCs/>
-          <w:color w:val="000000" w:themeColor="text1"/>
-          <w:sz w:val="36"/>
-          <w:szCs w:val="36"/>
-          <w:rtl/>
-        </w:rPr>
-        <w:t xml:space="preserve"> سعادتكم </w:t>
-      </w:r>
-      <w:proofErr w:type="gramStart"/>
-      <w:r>
-        <w:rPr>
-          <w:rFonts w:cstheme="minorHAnsi"/>
-          <w:b/>
-          <w:bCs/>
-          <w:color w:val="000000" w:themeColor="text1"/>
-          <w:sz w:val="36"/>
-          <w:szCs w:val="36"/>
-          <w:rtl/>
-        </w:rPr>
-        <w:t>والإحاطة  وتقبلوا</w:t>
-      </w:r>
-      <w:proofErr w:type="gramEnd"/>
-      <w:r>
-        <w:rPr>
-          <w:rFonts w:cstheme="minorHAnsi"/>
-          <w:b/>
-          <w:bCs/>
-          <w:color w:val="000000" w:themeColor="text1"/>
-          <w:sz w:val="36"/>
-          <w:szCs w:val="36"/>
-          <w:rtl/>
-        </w:rPr>
-        <w:t xml:space="preserve"> خالص تحياتي ....</w:t>
-      </w:r>
-      <w:r>
-        <w:rPr>
-          <w:rFonts w:cstheme="minorHAnsi"/>
-          <w:color w:val="000000" w:themeColor="text1"/>
-          <w:sz w:val="36"/>
-          <w:szCs w:val="36"/>
-          <w:rtl/>
-        </w:rPr>
-        <w:t> </w:t>
-      </w:r>
-    </w:p>
-    <w:p>
-      <w:pPr>
-        <w:rPr>
-          <w:rFonts w:cs="Times New Roman"/>
-          <w:sz w:val="36"/>
-          <w:szCs w:val="36"/>
-          <w:rtl/>
-        </w:rPr>
-      </w:pPr>
-      <w:r>
-        <w:rPr>
-          <w:rFonts w:cstheme="minorHAnsi"/>
-          <w:color w:val="000000" w:themeColor="text1"/>
-          <w:sz w:val="36"/>
-          <w:szCs w:val="36"/>
-          <w:rtl/>
-        </w:rPr>
-        <w:t xml:space="preserve">                                                                 والسلام </w:t>
-      </w:r>
-      <w:proofErr w:type="gramStart"/>
-      <w:r>
-        <w:rPr>
-          <w:rFonts w:cstheme="minorHAnsi"/>
-          <w:color w:val="000000" w:themeColor="text1"/>
-          <w:sz w:val="36"/>
-          <w:szCs w:val="36"/>
-          <w:rtl/>
-        </w:rPr>
-        <w:t>عليكم ،</w:t>
-      </w:r>
-      <w:proofErr w:type="gramEnd"/>
-      <w:r>
-        <w:rPr>
-          <w:rFonts w:cstheme="minorHAnsi"/>
-          <w:color w:val="000000" w:themeColor="text1"/>
-          <w:sz w:val="36"/>
-          <w:szCs w:val="36"/>
-          <w:rtl/>
-        </w:rPr>
-        <w:t>،،                    </w:t>
-      </w:r>
-    </w:p>
-    <w:p>
-      <w:pPr>
-        <w:rPr>
-          <w:rFonts w:asciiTheme="minorBidi" w:hAnsiTheme="minorBidi"/>
-          <w:color w:val="000000" w:themeColor="text1"/>
-          <w:sz w:val="32"/>
-          <w:szCs w:val="32"/>
-          <w:rtl/>
-        </w:rPr>
-      </w:pPr>
-      <w:r>
-        <w:rPr>
-          <w:rFonts w:asciiTheme="minorBidi" w:hAnsiTheme="minorBidi"/>
-          <w:color w:val="000000" w:themeColor="text1"/>
-          <w:sz w:val="32"/>
-          <w:szCs w:val="32"/>
-          <w:rtl/>
-        </w:rPr>
-        <w:t>  </w:t>
-      </w:r>
-    </w:p>
-    <w:p>
-      <w:pPr>
-        <w:rPr>
-          <w:rFonts w:asciiTheme="minorBidi" w:hAnsiTheme="minorBidi"/>
-          <w:color w:val="000000" w:themeColor="text1"/>
-          <w:sz w:val="32"/>
-          <w:szCs w:val="32"/>
-          <w:rtl/>
-        </w:rPr>
-      </w:pPr>
-      <w:r>
-        <w:rPr>
-          <w:rFonts w:asciiTheme="minorBidi" w:hAnsiTheme="minorBidi"/>
-          <w:color w:val="000000" w:themeColor="text1"/>
-          <w:sz w:val="32"/>
-          <w:szCs w:val="32"/>
-          <w:rtl/>
-        </w:rPr>
-        <w:t>                           </w:t>
-      </w:r>
-    </w:p>
-    <w:p>
-      <w:pPr>
-        <w:rPr>
-          <w:rFonts w:asciiTheme="minorBidi" w:hAnsiTheme="minorBidi"/>
-          <w:b/>
-          <w:bCs/>
-          <w:color w:val="000000" w:themeColor="text1"/>
-          <w:sz w:val="32"/>
-          <w:szCs w:val="32"/>
-          <w:rtl/>
         </w:rPr>
       </w:pPr>
       <w:r>
@@ -904,142 +1091,6 @@
           <w:rtl/>
         </w:rPr>
         <w:t xml:space="preserve"> </w:t>
-      </w:r>
-      <w:r>
-        <w:rPr>
-          <w:rFonts w:asciiTheme="minorBidi" w:hAnsiTheme="minorBidi" w:cs="PT Bold Heading"/>
-          <w:b/>
-          <w:bCs/>
-          <w:color w:val="000000" w:themeColor="text1"/>
-          <w:sz w:val="32"/>
-          <w:szCs w:val="32"/>
-          <w:rtl/>
-        </w:rPr>
-        <w:t xml:space="preserve">رئيس مناوبة </w:t>
-      </w:r>
-      <w:proofErr w:type="gramStart"/>
-      <w:r>
-        <w:rPr>
-          <w:rFonts w:asciiTheme="minorBidi" w:hAnsiTheme="minorBidi" w:cs="PT Bold Heading"/>
-          <w:b/>
-          <w:bCs/>
-          <w:color w:val="000000" w:themeColor="text1"/>
-          <w:sz w:val="32"/>
-          <w:szCs w:val="32"/>
-          <w:rtl/>
-        </w:rPr>
-        <w:t>(</w:t>
-      </w:r>
-      <w:r>
-        <w:rPr>
-          <w:rFonts w:ascii="Cambria" w:hAnsi="Cambria" w:cs="Cambria"/>
-          <w:b/>
-          <w:bCs/>
-          <w:color w:val="000000" w:themeColor="text1"/>
-          <w:sz w:val="32"/>
-          <w:szCs w:val="32"/>
-          <w:rtl/>
-        </w:rPr>
-        <w:t>  </w:t>
-      </w:r>
-      <w:proofErr w:type="gramEnd"/>
-      <w:r>
-        <w:rPr>
-          <w:rFonts w:asciiTheme="minorBidi" w:hAnsiTheme="minorBidi" w:cs="PT Bold Heading"/>
-          <w:b/>
-          <w:bCs/>
-          <w:color w:val="000000" w:themeColor="text1"/>
-          <w:sz w:val="32"/>
-          <w:szCs w:val="32"/>
-          <w:rtl/>
-        </w:rPr>
-        <w:t xml:space="preserve">      ) سفر (</w:t>
-      </w:r>
-      <w:r>
-        <w:rPr>
-          <w:rFonts w:asciiTheme="minorBidi" w:hAnsiTheme="minorBidi" w:cs="PT Bold Heading"/>
-          <w:b/>
-          <w:bCs/>
-          <w:color w:val="000000" w:themeColor="text1"/>
-          <w:sz w:val="32"/>
-          <w:szCs w:val="32"/>
-          <w:rtl/>
-        </w:rPr>
-        <w:t xml:space="preserve">     )</w:t>
-      </w:r>
-    </w:p>
-    <w:p>
-      <w:pPr>
-        <w:rPr>
-          <w:rFonts w:asciiTheme="minorBidi" w:hAnsiTheme="minorBidi"/>
-          <w:b/>
-          <w:bCs/>
-          <w:color w:val="000000" w:themeColor="text1"/>
-          <w:sz w:val="36"/>
-          <w:szCs w:val="36"/>
-          <w:rtl/>
-        </w:rPr>
-      </w:pPr>
-      <w:r>
-        <w:rPr>
-          <w:rFonts w:asciiTheme="minorBidi" w:hAnsiTheme="minorBidi"/>
-          <w:b/>
-          <w:bCs/>
-          <w:color w:val="000000" w:themeColor="text1"/>
-          <w:sz w:val="36"/>
-          <w:szCs w:val="36"/>
-          <w:rtl/>
-        </w:rPr>
-        <w:t xml:space="preserve">                                                 /</w:t>
-      </w:r>
-    </w:p>
-    <w:p>
-      <w:pPr>
-        <w:rPr>
-          <w:rFonts w:asciiTheme="minorBidi" w:hAnsiTheme="minorBidi"/>
-          <w:b/>
-          <w:bCs/>
-          <w:color w:val="000000" w:themeColor="text1"/>
-          <w:sz w:val="36"/>
-          <w:szCs w:val="36"/>
-        </w:rPr>
-      </w:pPr>
-      <w:r>
-        <w:rPr>
-          <w:rFonts w:asciiTheme="minorBidi" w:hAnsiTheme="minorBidi"/>
-          <w:b/>
-          <w:bCs/>
-          <w:color w:val="000000" w:themeColor="text1"/>
-          <w:sz w:val="36"/>
-          <w:szCs w:val="36"/>
-          <w:rtl/>
-        </w:rPr>
-        <w:t xml:space="preserve">                               </w:t>
-      </w:r>
-      <w:r>
-        <w:rPr>
-          <w:rFonts w:asciiTheme="minorBidi" w:hAnsiTheme="minorBidi"/>
-          <w:b/>
-          <w:bCs/>
-          <w:color w:val="000000" w:themeColor="text1"/>
-          <w:sz w:val="36"/>
-          <w:szCs w:val="36"/>
-          <w:rtl/>
-        </w:rPr>
-        <w:tab/>
-      </w:r>
-      <w:r>
-        <w:rPr>
-          <w:rFonts w:asciiTheme="minorBidi" w:hAnsiTheme="minorBidi"/>
-          <w:b/>
-          <w:bCs/>
-          <w:color w:val="000000" w:themeColor="text1"/>
-          <w:sz w:val="36"/>
-          <w:szCs w:val="36"/>
-          <w:rtl/>
-        </w:rPr>
-        <w:tab/>
-        <w:t xml:space="preserve">                     </w:t>
       </w:r>
     </w:p>
     <w:p>
@@ -1096,8 +1147,8 @@
       </w:pPr>
     </w:p>
     <w:sectPr>
-      <w:headerReference w:type="default" r:id="rId7"/>
-      <w:footerReference w:type="default" r:id="rId8"/>
+      <w:headerReference w:type="default" r:id="rId6"/>
+      <w:footerReference w:type="default" r:id="rId7"/>
       <w:pgSz w:w="11900" w:h="16840"/>
       <w:pgMar w:top="2551" w:right="850" w:bottom="1288" w:left="850" w:header="850" w:footer="708" w:gutter="0"/>
       <w:cols w:space="720"/>
@@ -1141,14 +1192,20 @@
 <w:ftr xmlns:wpc="http://schemas.microsoft.com/office/word/2010/wordprocessingCanvas" xmlns:cx="http://schemas.microsoft.com/office/drawing/2014/chartex" xmlns:cx1="http://schemas.microsoft.com/office/drawing/2015/9/8/chartex" xmlns:cx2="http://schemas.microsoft.com/office/drawing/2015/10/21/chartex" xmlns:cx3="http://schemas.microsoft.com/office/drawing/2016/5/9/chartex" xmlns:cx4="http://schemas.microsoft.com/office/drawing/2016/5/10/chartex" xmlns:cx5="http://schemas.microsoft.com/office/drawing/2016/5/11/chartex" xmlns:cx6="http://schemas.microsoft.com/office/drawing/2016/5/12/chartex" xmlns:cx7="http://schemas.microsoft.com/office/drawing/2016/5/13/chartex" xmlns:cx8="http://schemas.microsoft.com/office/drawing/2016/5/14/chartex" xmlns:mc="http://schemas.openxmlformats.org/markup-compatibility/2006" xmlns:aink="http://schemas.microsoft.com/office/drawing/2016/ink" xmlns:am3d="http://schemas.microsoft.com/office/drawing/2017/model3d" xmlns:o="urn:schemas-microsoft-com:office:office" xmlns:oel="http://schemas.microsoft.com/office/2019/extlst" xmlns:r="http://schemas.openxmlformats.org/officeDocument/2006/relationships" xmlns:m="http://schemas.openxmlformats.org/officeDocument/2006/math" xmlns:v="urn:schemas-microsoft-com:vml" xmlns:wp14="http://schemas.microsoft.com/office/word/2010/wordprocessingDrawing" xmlns:wp="http://schemas.openxmlformats.org/drawingml/2006/wordprocessingDrawing" xmlns:w10="urn:schemas-microsoft-com:office:word" xmlns:w="http://schemas.openxmlformats.org/wordprocessingml/2006/main" xmlns:w14="http://schemas.microsoft.com/office/word/2010/wordml" xmlns:w15="http://schemas.microsoft.com/office/word/2012/wordml" xmlns:w16cex="http://schemas.microsoft.com/office/word/2018/wordml/cex" xmlns:w16cid="http://schemas.microsoft.com/office/word/2016/wordml/cid" xmlns:w16="http://schemas.microsoft.com/office/word/2018/wordml" xmlns:w16du="http://schemas.microsoft.com/office/word/2023/wordml/word16du" xmlns:w16sdtdh="http://schemas.microsoft.com/office/word/2020/wordml/sdtdatahash" xmlns:w16se="http://schemas.microsoft.com/office/word/2015/wordml/symex" xmlns:wpg="http://schemas.microsoft.com/office/word/2010/wordprocessingGroup" xmlns:wpi="http://schemas.microsoft.com/office/word/2010/wordprocessingInk" xmlns:wne="http://schemas.microsoft.com/office/word/2006/wordml" xmlns:wps="http://schemas.microsoft.com/office/word/2010/wordprocessingShape" mc:Ignorable="w14 w15 w16se w16cid w16 w16cex w16sdtdh w16du wp14">
   <w:p>
     <w:pPr>
-      <w:pStyle w:val="a4"/>
-      <w:tabs>
-        <w:tab w:val="clear" w:pos="8306"/>
-        <w:tab w:val="right" w:pos="8280"/>
-      </w:tabs>
-      <w:ind w:firstLine="43"/>
+      <w:bidi w:val="0"/>
       <w:rPr>
         <w:rFonts w:hint="default"/>
+        <w:rtl/>
+      </w:rPr>
+    </w:pPr>
+  </w:p>
+  <w:p>
+    <w:pPr>
+      <w:pStyle w:val="a4"/>
+      <w:rPr>
+        <w:rFonts w:hint="default"/>
+        <w:b/>
+        <w:bCs/>
       </w:rPr>
     </w:pPr>
     <w:proofErr w:type="gramStart"/>
@@ -1157,137 +1214,107 @@
         <w:b/>
         <w:bCs/>
         <w:rtl/>
-        <w:lang w:val="ar-SA"/>
       </w:rPr>
-      <w:t xml:space="preserve">الـرقــم </w:t>
-    </w:r>
-    <w:r>
-      <w:rPr>
-        <w:rFonts w:ascii="Times New Roman" w:hAnsi="Times New Roman"/>
-        <w:b/>
-        <w:bCs/>
-        <w:rtl/>
-        <w:lang w:val="ar-SA"/>
-      </w:rPr>
-      <w:t>:</w:t>
+      <w:t>الــرقــم :</w:t>
     </w:r>
     <w:proofErr w:type="gramEnd"/>
     <w:r>
       <w:rPr>
-        <w:rFonts w:ascii="Times New Roman" w:hAnsi="Times New Roman"/>
         <w:b/>
         <w:bCs/>
         <w:rtl/>
-        <w:lang w:val="ar-SA"/>
       </w:rPr>
-      <w:t xml:space="preserve">               /</w:t>
+      <w:t xml:space="preserve">  </w:t>
+    </w:r>
+    <w:bookmarkStart w:id="14" w:name="IssuedNumber1"/>
+    <w:r>
+      <w:rPr>
+        <w:b/>
+        <w:bCs/>
+        <w:rtl/>
+      </w:rPr>
+      <w:t xml:space="preserve">      </w:t>
+    </w:r>
+    <w:bookmarkEnd w:id="14"/>
+    <w:r>
+      <w:rPr>
+        <w:b/>
+        <w:bCs/>
+        <w:rtl/>
+      </w:rPr>
+      <w:t xml:space="preserve">  </w:t>
     </w:r>
     <w:r>
       <w:rPr>
         <w:b/>
         <w:bCs/>
         <w:rtl/>
-        <w:lang w:val="ar-SA"/>
       </w:rPr>
-      <w:t xml:space="preserve"> </w:t>
+      <w:t xml:space="preserve">/ </w:t>
     </w:r>
+    <w:bookmarkStart w:id="15" w:name="Shift2"/>
+    <w:bookmarkEnd w:id="15"/>
     <w:r>
       <w:rPr>
-        <w:rFonts w:ascii="Times New Roman" w:hAnsi="Times New Roman"/>
         <w:b/>
         <w:bCs/>
         <w:rtl/>
-        <w:lang w:val="ar-SA"/>
       </w:rPr>
-      <w:t xml:space="preserve">   </w:t>
-    </w:r>
-    <w:r>
-      <w:rPr>
-        <w:rFonts w:ascii="Times New Roman" w:eastAsia="Times New Roman" w:hAnsi="Times New Roman" w:cs="Times New Roman"/>
-        <w:b/>
-        <w:bCs/>
-        <w:rtl/>
-        <w:lang w:val="ar-SA"/>
-      </w:rPr>
-      <w:tab/>
-      <w:t xml:space="preserve">                </w:t>
+      <w:t xml:space="preserve"> </w:t>
     </w:r>
     <w:r>
       <w:rPr>
         <w:b/>
         <w:bCs/>
         <w:rtl/>
-        <w:lang w:val="ar-SA"/>
       </w:rPr>
-      <w:t xml:space="preserve">التــاريــخ </w:t>
-    </w:r>
-    <w:r>
-      <w:rPr>
-        <w:rFonts w:ascii="Times New Roman" w:hAnsi="Times New Roman"/>
-        <w:b/>
-        <w:bCs/>
-        <w:rtl/>
-        <w:lang w:val="ar-SA"/>
-      </w:rPr>
-      <w:t>:       /         /</w:t>
+      <w:t xml:space="preserve">مــغادرة </w:t>
     </w:r>
     <w:r>
       <w:rPr>
         <w:b/>
         <w:bCs/>
         <w:rtl/>
-        <w:lang w:val="ar-SA"/>
       </w:rPr>
-      <w:t xml:space="preserve">    </w:t>
+      <w:t xml:space="preserve"> </w:t>
     </w:r>
+    <w:bookmarkStart w:id="16" w:name="HallNumber2"/>
+    <w:bookmarkEnd w:id="16"/>
     <w:r>
       <w:rPr>
         <w:b/>
         <w:bCs/>
         <w:rtl/>
-        <w:lang w:val="ar-SA"/>
       </w:rPr>
-      <w:t xml:space="preserve">١٤٤هـ </w:t>
+      <w:t xml:space="preserve">                         التــاريــخ :   </w:t>
     </w:r>
-    <w:r>
-      <w:rPr>
-        <w:rFonts w:ascii="Times New Roman" w:hAnsi="Times New Roman"/>
-        <w:b/>
-        <w:bCs/>
-        <w:rtl/>
-        <w:lang w:val="ar-SA"/>
-      </w:rPr>
-      <w:t xml:space="preserve"> </w:t>
-    </w:r>
-    <w:r>
-      <w:rPr>
-        <w:rFonts w:ascii="Times New Roman" w:eastAsia="Times New Roman" w:hAnsi="Times New Roman" w:cs="Times New Roman"/>
-        <w:b/>
-        <w:bCs/>
-        <w:rtl/>
-        <w:lang w:val="ar-SA"/>
-      </w:rPr>
-      <w:tab/>
-      <w:t xml:space="preserve">                 </w:t>
-    </w:r>
+    <w:bookmarkStart w:id="17" w:name="TodayDate2"/>
+    <w:bookmarkStart w:id="18" w:name="date2"/>
     <w:r>
       <w:rPr>
         <w:b/>
         <w:bCs/>
         <w:rtl/>
-        <w:lang w:val="ar-SA"/>
       </w:rPr>
-      <w:t>المشفوعات</w:t>
+      <w:t xml:space="preserve">                       </w:t>
     </w:r>
+    <w:bookmarkEnd w:id="17"/>
     <w:r>
       <w:rPr>
-        <w:rFonts w:ascii="Times New Roman" w:hAnsi="Times New Roman"/>
         <w:b/>
         <w:bCs/>
         <w:rtl/>
-        <w:lang w:val="ar-SA"/>
       </w:rPr>
-      <w:t>:</w:t>
+      <w:t xml:space="preserve">   </w:t>
+    </w:r>
+    <w:bookmarkEnd w:id="18"/>
+    <w:r>
+      <w:rPr>
+        <w:b/>
+        <w:bCs/>
+        <w:rtl/>
+      </w:rPr>
+      <w:t xml:space="preserve">                           المشفوعات : </w:t>
     </w:r>
   </w:p>
 </w:ftr>
@@ -1330,147 +1357,61 @@
     <w:pPr>
       <w:pStyle w:val="a3"/>
       <w:tabs>
-        <w:tab w:val="clear" w:pos="8306"/>
         <w:tab w:val="right" w:pos="8280"/>
       </w:tabs>
       <w:jc w:val="right"/>
     </w:pPr>
+    <w:bookmarkStart w:id="8" w:name="_Hlk172225417"/>
+    <w:bookmarkStart w:id="9" w:name="_Hlk172225418"/>
+    <w:bookmarkStart w:id="10" w:name="_Hlk172225897"/>
+    <w:bookmarkStart w:id="11" w:name="_Hlk172225898"/>
+    <w:bookmarkStart w:id="12" w:name="_Hlk172226412"/>
+    <w:bookmarkStart w:id="13" w:name="_Hlk172226413"/>
     <w:r>
       <w:rPr>
         <w:noProof/>
       </w:rPr>
       <w:drawing>
-        <wp:anchor distT="152400" distB="152400" distL="152400" distR="152400" simplePos="0" relativeHeight="251658240" behindDoc="1" locked="0" layoutInCell="1" allowOverlap="1" wp14:anchorId="16AC68C6" wp14:editId="6F3C2D06">
+        <wp:anchor distT="0" distB="0" distL="114300" distR="114300" simplePos="0" relativeHeight="251664384" behindDoc="1" locked="0" layoutInCell="1" allowOverlap="1" wp14:anchorId="4399A9F9" wp14:editId="791A8E78">
           <wp:simplePos x="0" y="0"/>
-          <wp:positionH relativeFrom="page">
-            <wp:posOffset>5292090</wp:posOffset>
+          <wp:positionH relativeFrom="column">
+            <wp:posOffset>2828261</wp:posOffset>
           </wp:positionH>
-          <wp:positionV relativeFrom="page">
-            <wp:posOffset>372110</wp:posOffset>
+          <wp:positionV relativeFrom="paragraph">
+            <wp:posOffset>-309880</wp:posOffset>
           </wp:positionV>
-          <wp:extent cx="1731645" cy="525780"/>
+          <wp:extent cx="906145" cy="307340"/>
           <wp:effectExtent l="0" t="0" r="0" b="0"/>
-          <wp:wrapNone/>
-          <wp:docPr id="1904065896" name="officeArt object" descr="toppng.com-مخطوطة-المملكة-العربية-السعودية-1394x527.png"/>
+          <wp:wrapTight wrapText="bothSides">
+            <wp:wrapPolygon edited="0">
+              <wp:start x="1816" y="0"/>
+              <wp:lineTo x="454" y="14727"/>
+              <wp:lineTo x="1362" y="18744"/>
+              <wp:lineTo x="5449" y="20083"/>
+              <wp:lineTo x="19526" y="20083"/>
+              <wp:lineTo x="20889" y="17405"/>
+              <wp:lineTo x="20889" y="12050"/>
+              <wp:lineTo x="19980" y="0"/>
+              <wp:lineTo x="1816" y="0"/>
+            </wp:wrapPolygon>
+          </wp:wrapTight>
+          <wp:docPr id="599122214" name="officeArt object" descr="[CITYPNG.COM]HD Bismilah Arab Calligraphy بسم الله الرحمان الرحيم Basmalah PNG - 2400x898.png"/>
           <wp:cNvGraphicFramePr/>
           <a:graphic xmlns:a="http://schemas.openxmlformats.org/drawingml/2006/main">
             <a:graphicData uri="http://schemas.openxmlformats.org/drawingml/2006/picture">
               <pic:pic xmlns:pic="http://schemas.openxmlformats.org/drawingml/2006/picture">
                 <pic:nvPicPr>
-                  <pic:cNvPr id="1073741825" name="toppng.com-مخطوطة-المملكة-العربية-السعودية-1394x527.png" descr="toppng.com-مخطوطة-المملكة-العربية-السعودية-1394x527.png"/>
-                  <pic:cNvPicPr>
-                    <a:picLocks noChangeAspect="1"/>
-                  </pic:cNvPicPr>
+                  <pic:cNvPr id="1073741827" name="officeArt object" descr="[CITYPNG.COM]HD Bismilah Arab Calligraphy بسم الله الرحمان الرحيم Basmalah PNG - 2400x898.png"/>
+                  <pic:cNvPicPr/>
                 </pic:nvPicPr>
                 <pic:blipFill>
-                  <a:blip r:embed="rId1"/>
-                  <a:stretch>
-                    <a:fillRect/>
-                  </a:stretch>
-                </pic:blipFill>
-                <pic:spPr>
-                  <a:xfrm>
-                    <a:off x="0" y="0"/>
-                    <a:ext cx="1731645" cy="525780"/>
-                  </a:xfrm>
-                  <a:prstGeom prst="rect">
-                    <a:avLst/>
-                  </a:prstGeom>
-                  <a:ln w="12700" cap="flat">
-                    <a:noFill/>
-                    <a:miter lim="400000"/>
-                  </a:ln>
-                  <a:effectLst/>
-                </pic:spPr>
-              </pic:pic>
-            </a:graphicData>
-          </a:graphic>
-        </wp:anchor>
-      </w:drawing>
-    </w:r>
-    <w:r>
-      <w:rPr>
-        <w:noProof/>
-      </w:rPr>
-      <w:drawing>
-        <wp:anchor distT="152400" distB="152400" distL="152400" distR="152400" simplePos="0" relativeHeight="251659264" behindDoc="1" locked="0" layoutInCell="1" allowOverlap="1" wp14:anchorId="729828C0" wp14:editId="52604B67">
-          <wp:simplePos x="0" y="0"/>
-          <wp:positionH relativeFrom="page">
-            <wp:posOffset>95250</wp:posOffset>
-          </wp:positionH>
-          <wp:positionV relativeFrom="page">
-            <wp:posOffset>1791970</wp:posOffset>
-          </wp:positionV>
-          <wp:extent cx="7302731" cy="8136000"/>
-          <wp:effectExtent l="0" t="0" r="0" b="0"/>
-          <wp:wrapNone/>
-          <wp:docPr id="1337214293" name="officeArt object" descr="مشروع جديد (1) (1).png"/>
-          <wp:cNvGraphicFramePr/>
-          <a:graphic xmlns:a="http://schemas.openxmlformats.org/drawingml/2006/main">
-            <a:graphicData uri="http://schemas.openxmlformats.org/drawingml/2006/picture">
-              <pic:pic xmlns:pic="http://schemas.openxmlformats.org/drawingml/2006/picture">
-                <pic:nvPicPr>
-                  <pic:cNvPr id="1073741826" name="مشروع جديد (1) (1).png" descr="مشروع جديد (1) (1).png"/>
-                  <pic:cNvPicPr>
-                    <a:picLocks noChangeAspect="1"/>
-                  </pic:cNvPicPr>
-                </pic:nvPicPr>
-                <pic:blipFill>
-                  <a:blip r:embed="rId2"/>
-                  <a:srcRect/>
-                  <a:stretch>
-                    <a:fillRect/>
-                  </a:stretch>
-                </pic:blipFill>
-                <pic:spPr>
-                  <a:xfrm>
-                    <a:off x="0" y="0"/>
-                    <a:ext cx="7302731" cy="8136000"/>
-                  </a:xfrm>
-                  <a:prstGeom prst="rect">
-                    <a:avLst/>
-                  </a:prstGeom>
-                  <a:ln w="12700" cap="flat">
-                    <a:noFill/>
-                    <a:miter lim="400000"/>
-                  </a:ln>
-                  <a:effectLst/>
-                </pic:spPr>
-              </pic:pic>
-            </a:graphicData>
-          </a:graphic>
-        </wp:anchor>
-      </w:drawing>
-    </w:r>
-    <w:r>
-      <w:rPr>
-        <w:noProof/>
-      </w:rPr>
-      <w:drawing>
-        <wp:anchor distT="152400" distB="152400" distL="152400" distR="152400" simplePos="0" relativeHeight="251660288" behindDoc="1" locked="0" layoutInCell="1" allowOverlap="1" wp14:anchorId="53399FC9" wp14:editId="64B3B50A">
-          <wp:simplePos x="0" y="0"/>
-          <wp:positionH relativeFrom="page">
-            <wp:posOffset>3333750</wp:posOffset>
-          </wp:positionH>
-          <wp:positionV relativeFrom="page">
-            <wp:posOffset>64135</wp:posOffset>
-          </wp:positionV>
-          <wp:extent cx="906145" cy="307340"/>
-          <wp:effectExtent l="0" t="0" r="0" b="0"/>
-          <wp:wrapNone/>
-          <wp:docPr id="1121074913" name="officeArt object" descr="[CITYPNG.COM]HD Bismilah Arab Calligraphy بسم الله الرحمان الرحيم Basmalah PNG - 2400x898.png"/>
-          <wp:cNvGraphicFramePr/>
-          <a:graphic xmlns:a="http://schemas.openxmlformats.org/drawingml/2006/main">
-            <a:graphicData uri="http://schemas.openxmlformats.org/drawingml/2006/picture">
-              <pic:pic xmlns:pic="http://schemas.openxmlformats.org/drawingml/2006/picture">
-                <pic:nvPicPr>
-                  <pic:cNvPr id="1073741827" name="[CITYPNG.COM]HD Bismilah Arab Calligraphy بسم الله الرحمان الرحيم Basmalah PNG - 2400x898.png" descr="[CITYPNG.COM]HD Bismilah Arab Calligraphy بسم الله الرحمان الرحيم Basmalah PNG - 2400x898.png"/>
-                  <pic:cNvPicPr>
-                    <a:picLocks noChangeAspect="1"/>
-                  </pic:cNvPicPr>
-                </pic:nvPicPr>
-                <pic:blipFill>
-                  <a:blip r:embed="rId3"/>
+                  <a:blip r:embed="rId1">
+                    <a:extLst>
+                      <a:ext uri="{28A0092B-C50C-407E-A947-70E740481C1C}">
+                        <a14:useLocalDpi xmlns:a14="http://schemas.microsoft.com/office/drawing/2010/main" val="0"/>
+                      </a:ext>
+                    </a:extLst>
+                  </a:blip>
                   <a:stretch>
                     <a:fillRect/>
                   </a:stretch>
@@ -1500,7 +1441,74 @@
         <w:noProof/>
       </w:rPr>
       <w:drawing>
-        <wp:anchor distT="152400" distB="152400" distL="152400" distR="152400" simplePos="0" relativeHeight="251661312" behindDoc="1" locked="0" layoutInCell="1" allowOverlap="1" wp14:anchorId="5D35245C" wp14:editId="5AC0D48E">
+        <wp:anchor distT="152400" distB="152400" distL="152400" distR="152400" simplePos="0" relativeHeight="251659264" behindDoc="1" locked="0" layoutInCell="1" allowOverlap="1" wp14:anchorId="0AD889B5" wp14:editId="30279ED3">
+          <wp:simplePos x="0" y="0"/>
+          <wp:positionH relativeFrom="page">
+            <wp:posOffset>5292090</wp:posOffset>
+          </wp:positionH>
+          <wp:positionV relativeFrom="page">
+            <wp:posOffset>372110</wp:posOffset>
+          </wp:positionV>
+          <wp:extent cx="1731645" cy="525780"/>
+          <wp:effectExtent l="0" t="0" r="1905" b="0"/>
+          <wp:wrapNone/>
+          <wp:docPr id="1793160123" name="صورة 13" descr="toppng.com-مخطوطة-المملكة-العربية-السعودية-1394x527.png"/>
+          <wp:cNvGraphicFramePr>
+            <a:graphicFrameLocks xmlns:a="http://schemas.openxmlformats.org/drawingml/2006/main" noChangeAspect="1"/>
+          </wp:cNvGraphicFramePr>
+          <a:graphic xmlns:a="http://schemas.openxmlformats.org/drawingml/2006/main">
+            <a:graphicData uri="http://schemas.openxmlformats.org/drawingml/2006/picture">
+              <pic:pic xmlns:pic="http://schemas.openxmlformats.org/drawingml/2006/picture">
+                <pic:nvPicPr>
+                  <pic:cNvPr id="0" name="officeArt object" descr="toppng.com-مخطوطة-المملكة-العربية-السعودية-1394x527.png"/>
+                  <pic:cNvPicPr>
+                    <a:picLocks noChangeAspect="1" noChangeArrowheads="1"/>
+                  </pic:cNvPicPr>
+                </pic:nvPicPr>
+                <pic:blipFill>
+                  <a:blip r:embed="rId2">
+                    <a:extLst>
+                      <a:ext uri="{28A0092B-C50C-407E-A947-70E740481C1C}">
+                        <a14:useLocalDpi xmlns:a14="http://schemas.microsoft.com/office/drawing/2010/main" val="0"/>
+                      </a:ext>
+                    </a:extLst>
+                  </a:blip>
+                  <a:srcRect/>
+                  <a:stretch>
+                    <a:fillRect/>
+                  </a:stretch>
+                </pic:blipFill>
+                <pic:spPr bwMode="auto">
+                  <a:xfrm>
+                    <a:off x="0" y="0"/>
+                    <a:ext cx="1731645" cy="525780"/>
+                  </a:xfrm>
+                  <a:prstGeom prst="rect">
+                    <a:avLst/>
+                  </a:prstGeom>
+                  <a:noFill/>
+                  <a:ln>
+                    <a:noFill/>
+                  </a:ln>
+                </pic:spPr>
+              </pic:pic>
+            </a:graphicData>
+          </a:graphic>
+          <wp14:sizeRelH relativeFrom="page">
+            <wp14:pctWidth>0</wp14:pctWidth>
+          </wp14:sizeRelH>
+          <wp14:sizeRelV relativeFrom="page">
+            <wp14:pctHeight>0</wp14:pctHeight>
+          </wp14:sizeRelV>
+        </wp:anchor>
+      </w:drawing>
+    </w:r>
+    <w:r>
+      <w:rPr>
+        <w:noProof/>
+      </w:rPr>
+      <w:drawing>
+        <wp:anchor distT="152400" distB="152400" distL="152400" distR="152400" simplePos="0" relativeHeight="251661312" behindDoc="1" locked="0" layoutInCell="1" allowOverlap="1" wp14:anchorId="7B04D5B9" wp14:editId="03880895">
           <wp:simplePos x="0" y="0"/>
           <wp:positionH relativeFrom="page">
             <wp:posOffset>3206750</wp:posOffset>
@@ -1509,26 +1517,35 @@
             <wp:posOffset>452755</wp:posOffset>
           </wp:positionV>
           <wp:extent cx="1146175" cy="1286510"/>
-          <wp:effectExtent l="0" t="0" r="0" b="0"/>
+          <wp:effectExtent l="0" t="0" r="0" b="8890"/>
           <wp:wrapNone/>
-          <wp:docPr id="1385647641" name="officeArt object" descr="الجوازات السعودية.png"/>
-          <wp:cNvGraphicFramePr/>
+          <wp:docPr id="1296526835" name="صورة 10" descr="صورة تحتوي على نص, رمز, شعار, تاج&#10;&#10;تم إنشاء الوصف تلقائياً"/>
+          <wp:cNvGraphicFramePr>
+            <a:graphicFrameLocks xmlns:a="http://schemas.openxmlformats.org/drawingml/2006/main" noChangeAspect="1"/>
+          </wp:cNvGraphicFramePr>
           <a:graphic xmlns:a="http://schemas.openxmlformats.org/drawingml/2006/main">
             <a:graphicData uri="http://schemas.openxmlformats.org/drawingml/2006/picture">
               <pic:pic xmlns:pic="http://schemas.openxmlformats.org/drawingml/2006/picture">
                 <pic:nvPicPr>
-                  <pic:cNvPr id="1073741828" name="الجوازات السعودية.png" descr="الجوازات السعودية.png"/>
+                  <pic:cNvPr id="2083494507" name="صورة 10" descr="صورة تحتوي على نص, رمز, شعار, تاج&#10;&#10;تم إنشاء الوصف تلقائياً"/>
                   <pic:cNvPicPr>
-                    <a:picLocks noChangeAspect="1"/>
+                    <a:picLocks noChangeAspect="1" noChangeArrowheads="1"/>
                   </pic:cNvPicPr>
                 </pic:nvPicPr>
                 <pic:blipFill>
-                  <a:blip r:embed="rId4"/>
+                  <a:blip r:embed="rId3">
+                    <a:extLst>
+                      <a:ext uri="{28A0092B-C50C-407E-A947-70E740481C1C}">
+                        <a14:useLocalDpi xmlns:a14="http://schemas.microsoft.com/office/drawing/2010/main" val="0"/>
+                      </a:ext>
+                    </a:extLst>
+                  </a:blip>
+                  <a:srcRect/>
                   <a:stretch>
                     <a:fillRect/>
                   </a:stretch>
                 </pic:blipFill>
-                <pic:spPr>
+                <pic:spPr bwMode="auto">
                   <a:xfrm>
                     <a:off x="0" y="0"/>
                     <a:ext cx="1146175" cy="1286510"/>
@@ -1536,17 +1553,223 @@
                   <a:prstGeom prst="rect">
                     <a:avLst/>
                   </a:prstGeom>
-                  <a:ln w="12700" cap="flat">
+                  <a:noFill/>
+                  <a:ln>
                     <a:noFill/>
-                    <a:miter lim="400000"/>
                   </a:ln>
-                  <a:effectLst/>
                 </pic:spPr>
               </pic:pic>
             </a:graphicData>
           </a:graphic>
+          <wp14:sizeRelH relativeFrom="page">
+            <wp14:pctWidth>0</wp14:pctWidth>
+          </wp14:sizeRelH>
+          <wp14:sizeRelV relativeFrom="page">
+            <wp14:pctHeight>0</wp14:pctHeight>
+          </wp14:sizeRelV>
         </wp:anchor>
       </w:drawing>
+    </w:r>
+  </w:p>
+  <w:p>
+    <w:pPr>
+      <w:pStyle w:val="a3"/>
+    </w:pPr>
+    <w:r>
+      <w:rPr>
+        <w:noProof/>
+      </w:rPr>
+      <mc:AlternateContent>
+        <mc:Choice Requires="wps">
+          <w:drawing>
+            <wp:anchor distT="152400" distB="152400" distL="152400" distR="152400" simplePos="0" relativeHeight="251663360" behindDoc="1" locked="0" layoutInCell="1" allowOverlap="1" wp14:anchorId="14BDDEAC" wp14:editId="53143C35">
+              <wp:simplePos x="0" y="0"/>
+              <wp:positionH relativeFrom="page">
+                <wp:posOffset>5114925</wp:posOffset>
+              </wp:positionH>
+              <wp:positionV relativeFrom="page">
+                <wp:posOffset>1000125</wp:posOffset>
+              </wp:positionV>
+              <wp:extent cx="2051685" cy="882650"/>
+              <wp:effectExtent l="0" t="0" r="0" b="0"/>
+              <wp:wrapNone/>
+              <wp:docPr id="614252727" name="مربع نص 8" descr="مربع نص 22"/>
+              <wp:cNvGraphicFramePr/>
+              <a:graphic xmlns:a="http://schemas.openxmlformats.org/drawingml/2006/main">
+                <a:graphicData uri="http://schemas.microsoft.com/office/word/2010/wordprocessingShape">
+                  <wps:wsp>
+                    <wps:cNvSpPr txBox="1"/>
+                    <wps:spPr>
+                      <a:xfrm>
+                        <a:off x="0" y="0"/>
+                        <a:ext cx="2051685" cy="882650"/>
+                      </a:xfrm>
+                      <a:prstGeom prst="rect">
+                        <a:avLst/>
+                      </a:prstGeom>
+                      <a:noFill/>
+                      <a:ln w="12700" cap="flat">
+                        <a:noFill/>
+                        <a:miter lim="400000"/>
+                      </a:ln>
+                      <a:effectLst/>
+                    </wps:spPr>
+                    <wps:txbx>
+                      <w:txbxContent>
+                        <w:p>
+                          <w:pPr>
+                            <w:bidi w:val="0"/>
+                            <w:spacing w:after="0" w:line="240" w:lineRule="auto"/>
+                            <w:jc w:val="center"/>
+                            <w:rPr>
+                              <w:rFonts w:cs="Farsi Simple Bold" w:hint="default"/>
+                            </w:rPr>
+                          </w:pPr>
+                          <w:r>
+                            <w:rPr>
+                              <w:rFonts w:cs="Farsi Simple Bold"/>
+                              <w:sz w:val="36"/>
+                              <w:szCs w:val="36"/>
+                              <w:rtl/>
+                              <w:lang w:val="ar-SA"/>
+                            </w:rPr>
+                            <w:t>المديرية</w:t>
+                          </w:r>
+                          <w:r>
+                            <w:rPr>
+                              <w:rFonts w:ascii="Helvetica" w:hAnsi="Helvetica" w:cs="Farsi Simple Bold"/>
+                              <w:sz w:val="36"/>
+                              <w:szCs w:val="36"/>
+                              <w:rtl/>
+                              <w:lang w:val="ar-SA"/>
+                            </w:rPr>
+                            <w:t xml:space="preserve"> </w:t>
+                          </w:r>
+                          <w:r>
+                            <w:rPr>
+                              <w:rFonts w:cs="Farsi Simple Bold"/>
+                              <w:sz w:val="36"/>
+                              <w:szCs w:val="36"/>
+                              <w:rtl/>
+                              <w:lang w:val="ar-SA"/>
+                            </w:rPr>
+                            <w:t>العامة</w:t>
+                          </w:r>
+                          <w:r>
+                            <w:rPr>
+                              <w:rFonts w:ascii="Helvetica" w:hAnsi="Helvetica" w:cs="Farsi Simple Bold"/>
+                              <w:sz w:val="36"/>
+                              <w:szCs w:val="36"/>
+                              <w:rtl/>
+                              <w:lang w:val="ar-SA"/>
+                            </w:rPr>
+                            <w:t xml:space="preserve"> </w:t>
+                          </w:r>
+                          <w:r>
+                            <w:rPr>
+                              <w:rFonts w:cs="Farsi Simple Bold"/>
+                              <w:sz w:val="36"/>
+                              <w:szCs w:val="36"/>
+                              <w:rtl/>
+                              <w:lang w:val="ar-SA"/>
+                            </w:rPr>
+                            <w:t>للجوازات</w:t>
+                          </w:r>
+                        </w:p>
+                      </w:txbxContent>
+                    </wps:txbx>
+                    <wps:bodyPr vertOverflow="clip" horzOverflow="clip" wrap="square" lIns="45719" tIns="45719" rIns="45719" bIns="45719" numCol="1" anchor="t">
+                      <a:noAutofit/>
+                    </wps:bodyPr>
+                  </wps:wsp>
+                </a:graphicData>
+              </a:graphic>
+              <wp14:sizeRelH relativeFrom="page">
+                <wp14:pctWidth>0</wp14:pctWidth>
+              </wp14:sizeRelH>
+              <wp14:sizeRelV relativeFrom="page">
+                <wp14:pctHeight>0</wp14:pctHeight>
+              </wp14:sizeRelV>
+            </wp:anchor>
+          </w:drawing>
+        </mc:Choice>
+        <mc:Fallback>
+          <w:pict>
+            <v:shapetype w14:anchorId="14BDDEAC" id="_x0000_t202" coordsize="21600,21600" o:spt="202" path="m,l,21600r21600,l21600,xe">
+              <v:stroke joinstyle="miter"/>
+              <v:path gradientshapeok="t" o:connecttype="rect"/>
+            </v:shapetype>
+            <v:shape id="مربع نص 8" o:spid="_x0000_s1027" type="#_x0000_t202" alt="مربع نص 22" style="position:absolute;left:0;text-align:left;margin-left:402.75pt;margin-top:78.75pt;width:161.55pt;height:69.5pt;z-index:-251653120;visibility:visible;mso-wrap-style:square;mso-width-percent:0;mso-height-percent:0;mso-wrap-distance-left:12pt;mso-wrap-distance-top:12pt;mso-wrap-distance-right:12pt;mso-wrap-distance-bottom:12pt;mso-position-horizontal:absolute;mso-position-horizontal-relative:page;mso-position-vertical:absolute;mso-position-vertical-relative:page;mso-width-percent:0;mso-height-percent:0;mso-width-relative:page;mso-height-relative:page;v-text-anchor:top" o:gfxdata="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" filled="f" stroked="f" strokeweight="1pt">
+              <v:stroke miterlimit="4"/>
+              <v:textbox inset="1.27mm,1.27mm,1.27mm,1.27mm">
+                <w:txbxContent>
+                  <w:p>
+                    <w:pPr>
+                      <w:bidi w:val="0"/>
+                      <w:spacing w:after="0" w:line="240" w:lineRule="auto"/>
+                      <w:jc w:val="center"/>
+                      <w:rPr>
+                        <w:rFonts w:cs="Farsi Simple Bold" w:hint="default"/>
+                      </w:rPr>
+                    </w:pPr>
+                    <w:r>
+                      <w:rPr>
+                        <w:rFonts w:cs="Farsi Simple Bold"/>
+                        <w:sz w:val="36"/>
+                        <w:szCs w:val="36"/>
+                        <w:rtl/>
+                        <w:lang w:val="ar-SA"/>
+                      </w:rPr>
+                      <w:t>المديرية</w:t>
+                    </w:r>
+                    <w:r>
+                      <w:rPr>
+                        <w:rFonts w:ascii="Helvetica" w:hAnsi="Helvetica" w:cs="Farsi Simple Bold"/>
+                        <w:sz w:val="36"/>
+                        <w:szCs w:val="36"/>
+                        <w:rtl/>
+                        <w:lang w:val="ar-SA"/>
+                      </w:rPr>
+                      <w:t xml:space="preserve"> </w:t>
+                    </w:r>
+                    <w:r>
+                      <w:rPr>
+                        <w:rFonts w:cs="Farsi Simple Bold"/>
+                        <w:sz w:val="36"/>
+                        <w:szCs w:val="36"/>
+                        <w:rtl/>
+                        <w:lang w:val="ar-SA"/>
+                      </w:rPr>
+                      <w:t>العامة</w:t>
+                    </w:r>
+                    <w:r>
+                      <w:rPr>
+                        <w:rFonts w:ascii="Helvetica" w:hAnsi="Helvetica" w:cs="Farsi Simple Bold"/>
+                        <w:sz w:val="36"/>
+                        <w:szCs w:val="36"/>
+                        <w:rtl/>
+                        <w:lang w:val="ar-SA"/>
+                      </w:rPr>
+                      <w:t xml:space="preserve"> </w:t>
+                    </w:r>
+                    <w:r>
+                      <w:rPr>
+                        <w:rFonts w:cs="Farsi Simple Bold"/>
+                        <w:sz w:val="36"/>
+                        <w:szCs w:val="36"/>
+                        <w:rtl/>
+                        <w:lang w:val="ar-SA"/>
+                      </w:rPr>
+                      <w:t>للجوازات</w:t>
+                    </w:r>
+                  </w:p>
+                </w:txbxContent>
+              </v:textbox>
+              <w10:wrap anchorx="page" anchory="page"/>
+            </v:shape>
+          </w:pict>
+        </mc:Fallback>
+      </mc:AlternateContent>
     </w:r>
     <w:r>
       <w:rPr>
@@ -1555,18 +1778,18 @@
       <mc:AlternateContent>
         <mc:Choice Requires="wps">
           <w:drawing>
-            <wp:anchor distT="152400" distB="152400" distL="152400" distR="152400" simplePos="0" relativeHeight="251662336" behindDoc="1" locked="0" layoutInCell="1" allowOverlap="1" wp14:anchorId="32A74472" wp14:editId="55F9A2BA">
+            <wp:anchor distT="152400" distB="152400" distL="152400" distR="152400" simplePos="0" relativeHeight="251662336" behindDoc="1" locked="0" layoutInCell="1" allowOverlap="1" wp14:anchorId="4A56A148" wp14:editId="787633CD">
               <wp:simplePos x="0" y="0"/>
               <wp:positionH relativeFrom="page">
                 <wp:posOffset>5447665</wp:posOffset>
               </wp:positionH>
               <wp:positionV relativeFrom="page">
-                <wp:posOffset>654050</wp:posOffset>
+                <wp:posOffset>739775</wp:posOffset>
               </wp:positionV>
-              <wp:extent cx="1480186" cy="461645"/>
+              <wp:extent cx="1480185" cy="461645"/>
               <wp:effectExtent l="0" t="0" r="0" b="0"/>
               <wp:wrapNone/>
-              <wp:docPr id="1073741829" name="officeArt object" descr="مربع نص 23"/>
+              <wp:docPr id="455434861" name="مربع نص 9" descr="مربع نص 23"/>
               <wp:cNvGraphicFramePr/>
               <a:graphic xmlns:a="http://schemas.openxmlformats.org/drawingml/2006/main">
                 <a:graphicData uri="http://schemas.microsoft.com/office/word/2010/wordprocessingShape">
@@ -1575,7 +1798,7 @@
                     <wps:spPr>
                       <a:xfrm>
                         <a:off x="0" y="0"/>
-                        <a:ext cx="1480186" cy="461645"/>
+                        <a:ext cx="1480185" cy="461645"/>
                       </a:xfrm>
                       <a:prstGeom prst="rect">
                         <a:avLst/>
@@ -1594,11 +1817,12 @@
                             <w:spacing w:after="0" w:line="240" w:lineRule="auto"/>
                             <w:jc w:val="center"/>
                             <w:rPr>
-                              <w:rFonts w:hint="default"/>
+                              <w:rFonts w:cs="Farsi Simple Bold" w:hint="default"/>
                             </w:rPr>
                           </w:pPr>
                           <w:r>
                             <w:rPr>
+                              <w:rFonts w:cs="Farsi Simple Bold"/>
                               <w:sz w:val="36"/>
                               <w:szCs w:val="36"/>
                               <w:rtl/>
@@ -1608,7 +1832,7 @@
                           </w:r>
                           <w:r>
                             <w:rPr>
-                              <w:rFonts w:ascii="Helvetica" w:hAnsi="Helvetica"/>
+                              <w:rFonts w:ascii="Helvetica" w:hAnsi="Helvetica" w:cs="Farsi Simple Bold"/>
                               <w:sz w:val="36"/>
                               <w:szCs w:val="36"/>
                               <w:rtl/>
@@ -1618,6 +1842,7 @@
                           </w:r>
                           <w:r>
                             <w:rPr>
+                              <w:rFonts w:cs="Farsi Simple Bold"/>
                               <w:sz w:val="36"/>
                               <w:szCs w:val="36"/>
                               <w:rtl/>
@@ -1628,22 +1853,24 @@
                         </w:p>
                       </w:txbxContent>
                     </wps:txbx>
-                    <wps:bodyPr wrap="square" lIns="45719" tIns="45719" rIns="45719" bIns="45719" numCol="1" anchor="t">
+                    <wps:bodyPr vertOverflow="clip" horzOverflow="clip" wrap="square" lIns="45719" tIns="45719" rIns="45719" bIns="45719" numCol="1" anchor="t">
                       <a:noAutofit/>
                     </wps:bodyPr>
                   </wps:wsp>
                 </a:graphicData>
               </a:graphic>
+              <wp14:sizeRelH relativeFrom="page">
+                <wp14:pctWidth>0</wp14:pctWidth>
+              </wp14:sizeRelH>
+              <wp14:sizeRelV relativeFrom="page">
+                <wp14:pctHeight>0</wp14:pctHeight>
+              </wp14:sizeRelV>
             </wp:anchor>
           </w:drawing>
         </mc:Choice>
         <mc:Fallback>
           <w:pict>
-            <v:shapetype w14:anchorId="32A74472" id="_x0000_t202" coordsize="21600,21600" o:spt="202" path="m,l,21600r21600,l21600,xe">
-              <v:stroke joinstyle="miter"/>
-              <v:path gradientshapeok="t" o:connecttype="rect"/>
-            </v:shapetype>
-            <v:shape id="officeArt object" o:spid="_x0000_s1026" type="#_x0000_t202" alt="مربع نص 23" style="position:absolute;margin-left:428.95pt;margin-top:51.5pt;width:116.55pt;height:36.35pt;z-index:-251654144;visibility:visible;mso-wrap-style:square;mso-wrap-distance-left:12pt;mso-wrap-distance-top:12pt;mso-wrap-distance-right:12pt;mso-wrap-distance-bottom:12pt;mso-position-horizontal:absolute;mso-position-horizontal-relative:page;mso-position-vertical:absolute;mso-position-vertical-relative:page;v-text-anchor:top" o:gfxdata="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" filled="f" stroked="f" strokeweight="1pt">
+            <v:shape w14:anchorId="4A56A148" id="مربع نص 9" o:spid="_x0000_s1028" type="#_x0000_t202" alt="مربع نص 23" style="position:absolute;left:0;text-align:left;margin-left:428.95pt;margin-top:58.25pt;width:116.55pt;height:36.35pt;z-index:-251654144;visibility:visible;mso-wrap-style:square;mso-width-percent:0;mso-height-percent:0;mso-wrap-distance-left:12pt;mso-wrap-distance-top:12pt;mso-wrap-distance-right:12pt;mso-wrap-distance-bottom:12pt;mso-position-horizontal:absolute;mso-position-horizontal-relative:page;mso-position-vertical:absolute;mso-position-vertical-relative:page;mso-width-percent:0;mso-height-percent:0;mso-width-relative:page;mso-height-relative:page;v-text-anchor:top" o:gfxdata="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" filled="f" stroked="f" strokeweight="1pt">
               <v:stroke miterlimit="4"/>
               <v:textbox inset="1.27mm,1.27mm,1.27mm,1.27mm">
                 <w:txbxContent>
@@ -1652,11 +1879,12 @@
                       <w:spacing w:after="0" w:line="240" w:lineRule="auto"/>
                       <w:jc w:val="center"/>
                       <w:rPr>
-                        <w:rFonts w:hint="default"/>
+                        <w:rFonts w:cs="Farsi Simple Bold" w:hint="default"/>
                       </w:rPr>
                     </w:pPr>
                     <w:r>
                       <w:rPr>
+                        <w:rFonts w:cs="Farsi Simple Bold"/>
                         <w:sz w:val="36"/>
                         <w:szCs w:val="36"/>
                         <w:rtl/>
@@ -1666,7 +1894,7 @@
                     </w:r>
                     <w:r>
                       <w:rPr>
-                        <w:rFonts w:ascii="Helvetica" w:hAnsi="Helvetica"/>
+                        <w:rFonts w:ascii="Helvetica" w:hAnsi="Helvetica" w:cs="Farsi Simple Bold"/>
                         <w:sz w:val="36"/>
                         <w:szCs w:val="36"/>
                         <w:rtl/>
@@ -1676,6 +1904,7 @@
                     </w:r>
                     <w:r>
                       <w:rPr>
+                        <w:rFonts w:cs="Farsi Simple Bold"/>
                         <w:sz w:val="36"/>
                         <w:szCs w:val="36"/>
                         <w:rtl/>
@@ -1692,184 +1921,94 @@
         </mc:Fallback>
       </mc:AlternateContent>
     </w:r>
+    <w:bookmarkEnd w:id="8"/>
+    <w:bookmarkEnd w:id="9"/>
+    <w:bookmarkEnd w:id="10"/>
+    <w:bookmarkEnd w:id="11"/>
+    <w:bookmarkEnd w:id="12"/>
+    <w:bookmarkEnd w:id="13"/>
+  </w:p>
+  <w:p>
+    <w:pPr>
+      <w:pStyle w:val="a3"/>
+    </w:pPr>
     <w:r>
       <w:rPr>
         <w:noProof/>
       </w:rPr>
-      <mc:AlternateContent>
-        <mc:Choice Requires="wps">
-          <w:drawing>
-            <wp:anchor distT="152400" distB="152400" distL="152400" distR="152400" simplePos="0" relativeHeight="251663360" behindDoc="1" locked="0" layoutInCell="1" allowOverlap="1" wp14:anchorId="64E4A730" wp14:editId="32EED2AD">
-              <wp:simplePos x="0" y="0"/>
-              <wp:positionH relativeFrom="page">
-                <wp:posOffset>5294629</wp:posOffset>
-              </wp:positionH>
-              <wp:positionV relativeFrom="page">
-                <wp:posOffset>926465</wp:posOffset>
-              </wp:positionV>
-              <wp:extent cx="1756410" cy="883284"/>
-              <wp:effectExtent l="0" t="0" r="0" b="0"/>
-              <wp:wrapNone/>
-              <wp:docPr id="1073741830" name="officeArt object" descr="مربع نص 22"/>
-              <wp:cNvGraphicFramePr/>
-              <a:graphic xmlns:a="http://schemas.openxmlformats.org/drawingml/2006/main">
-                <a:graphicData uri="http://schemas.microsoft.com/office/word/2010/wordprocessingShape">
-                  <wps:wsp>
-                    <wps:cNvSpPr txBox="1"/>
-                    <wps:spPr>
-                      <a:xfrm>
-                        <a:off x="0" y="0"/>
-                        <a:ext cx="1756410" cy="883284"/>
-                      </a:xfrm>
-                      <a:prstGeom prst="rect">
-                        <a:avLst/>
-                      </a:prstGeom>
-                      <a:noFill/>
-                      <a:ln w="12700" cap="flat">
-                        <a:noFill/>
-                        <a:miter lim="400000"/>
-                      </a:ln>
-                      <a:effectLst/>
-                    </wps:spPr>
-                    <wps:txbx>
-                      <w:txbxContent>
-                        <w:p>
-                          <w:pPr>
-                            <w:spacing w:after="0" w:line="240" w:lineRule="auto"/>
-                            <w:jc w:val="center"/>
-                            <w:rPr>
-                              <w:rFonts w:hint="default"/>
-                            </w:rPr>
-                          </w:pPr>
-                          <w:r>
-                            <w:rPr>
-                              <w:sz w:val="36"/>
-                              <w:szCs w:val="36"/>
-                              <w:rtl/>
-                              <w:lang w:val="ar-SA"/>
-                            </w:rPr>
-                            <w:t>المديرية</w:t>
-                          </w:r>
-                          <w:r>
-                            <w:rPr>
-                              <w:rFonts w:ascii="Helvetica" w:hAnsi="Helvetica"/>
-                              <w:sz w:val="36"/>
-                              <w:szCs w:val="36"/>
-                              <w:rtl/>
-                              <w:lang w:val="ar-SA"/>
-                            </w:rPr>
-                            <w:t xml:space="preserve"> </w:t>
-                          </w:r>
-                          <w:r>
-                            <w:rPr>
-                              <w:sz w:val="36"/>
-                              <w:szCs w:val="36"/>
-                              <w:rtl/>
-                              <w:lang w:val="ar-SA"/>
-                            </w:rPr>
-                            <w:t>العامة</w:t>
-                          </w:r>
-                          <w:r>
-                            <w:rPr>
-                              <w:rFonts w:ascii="Helvetica" w:hAnsi="Helvetica"/>
-                              <w:sz w:val="36"/>
-                              <w:szCs w:val="36"/>
-                              <w:rtl/>
-                              <w:lang w:val="ar-SA"/>
-                            </w:rPr>
-                            <w:t xml:space="preserve"> </w:t>
-                          </w:r>
-                          <w:r>
-                            <w:rPr>
-                              <w:sz w:val="36"/>
-                              <w:szCs w:val="36"/>
-                              <w:rtl/>
-                              <w:lang w:val="ar-SA"/>
-                            </w:rPr>
-                            <w:t>للجوازات</w:t>
-                          </w:r>
-                        </w:p>
-                      </w:txbxContent>
-                    </wps:txbx>
-                    <wps:bodyPr wrap="square" lIns="45719" tIns="45719" rIns="45719" bIns="45719" numCol="1" anchor="t">
-                      <a:noAutofit/>
-                    </wps:bodyPr>
-                  </wps:wsp>
-                </a:graphicData>
-              </a:graphic>
-            </wp:anchor>
-          </w:drawing>
-        </mc:Choice>
-        <mc:Fallback>
-          <w:pict>
-            <v:shape w14:anchorId="64E4A730" id="_x0000_s1027" type="#_x0000_t202" alt="مربع نص 22" style="position:absolute;margin-left:416.9pt;margin-top:72.95pt;width:138.3pt;height:69.55pt;z-index:-251653120;visibility:visible;mso-wrap-style:square;mso-wrap-distance-left:12pt;mso-wrap-distance-top:12pt;mso-wrap-distance-right:12pt;mso-wrap-distance-bottom:12pt;mso-position-horizontal:absolute;mso-position-horizontal-relative:page;mso-position-vertical:absolute;mso-position-vertical-relative:page;v-text-anchor:top" o:gfxdata="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" filled="f" stroked="f" strokeweight="1pt">
-              <v:stroke miterlimit="4"/>
-              <v:textbox inset="1.27mm,1.27mm,1.27mm,1.27mm">
-                <w:txbxContent>
-                  <w:p>
-                    <w:pPr>
-                      <w:spacing w:after="0" w:line="240" w:lineRule="auto"/>
-                      <w:jc w:val="center"/>
-                      <w:rPr>
-                        <w:rFonts w:hint="default"/>
-                      </w:rPr>
-                    </w:pPr>
-                    <w:r>
-                      <w:rPr>
-                        <w:sz w:val="36"/>
-                        <w:szCs w:val="36"/>
-                        <w:rtl/>
-                        <w:lang w:val="ar-SA"/>
-                      </w:rPr>
-                      <w:t>المديرية</w:t>
-                    </w:r>
-                    <w:r>
-                      <w:rPr>
-                        <w:rFonts w:ascii="Helvetica" w:hAnsi="Helvetica"/>
-                        <w:sz w:val="36"/>
-                        <w:szCs w:val="36"/>
-                        <w:rtl/>
-                        <w:lang w:val="ar-SA"/>
-                      </w:rPr>
-                      <w:t xml:space="preserve"> </w:t>
-                    </w:r>
-                    <w:r>
-                      <w:rPr>
-                        <w:sz w:val="36"/>
-                        <w:szCs w:val="36"/>
-                        <w:rtl/>
-                        <w:lang w:val="ar-SA"/>
-                      </w:rPr>
-                      <w:t>العامة</w:t>
-                    </w:r>
-                    <w:r>
-                      <w:rPr>
-                        <w:rFonts w:ascii="Helvetica" w:hAnsi="Helvetica"/>
-                        <w:sz w:val="36"/>
-                        <w:szCs w:val="36"/>
-                        <w:rtl/>
-                        <w:lang w:val="ar-SA"/>
-                      </w:rPr>
-                      <w:t xml:space="preserve"> </w:t>
-                    </w:r>
-                    <w:r>
-                      <w:rPr>
-                        <w:sz w:val="36"/>
-                        <w:szCs w:val="36"/>
-                        <w:rtl/>
-                        <w:lang w:val="ar-SA"/>
-                      </w:rPr>
-                      <w:t>للجوازات</w:t>
-                    </w:r>
-                  </w:p>
-                </w:txbxContent>
-              </v:textbox>
-              <w10:wrap anchorx="page" anchory="page"/>
-            </v:shape>
-          </w:pict>
-        </mc:Fallback>
-      </mc:AlternateContent>
+      <w:drawing>
+        <wp:anchor distT="152400" distB="152400" distL="152400" distR="152400" simplePos="0" relativeHeight="251660288" behindDoc="1" locked="0" layoutInCell="1" allowOverlap="1" wp14:anchorId="69AE27D8" wp14:editId="593B8AB8">
+          <wp:simplePos x="0" y="0"/>
+          <wp:positionH relativeFrom="page">
+            <wp:posOffset>95250</wp:posOffset>
+          </wp:positionH>
+          <wp:positionV relativeFrom="page">
+            <wp:posOffset>1809750</wp:posOffset>
+          </wp:positionV>
+          <wp:extent cx="7420610" cy="8162925"/>
+          <wp:effectExtent l="0" t="0" r="0" b="0"/>
+          <wp:wrapNone/>
+          <wp:docPr id="55097103" name="صورة 12" descr="صورة تحتوي على لقطة شاشة, أسود, الظلام"/>
+          <wp:cNvGraphicFramePr>
+            <a:graphicFrameLocks xmlns:a="http://schemas.openxmlformats.org/drawingml/2006/main" noChangeAspect="1"/>
+          </wp:cNvGraphicFramePr>
+          <a:graphic xmlns:a="http://schemas.openxmlformats.org/drawingml/2006/main">
+            <a:graphicData uri="http://schemas.openxmlformats.org/drawingml/2006/picture">
+              <pic:pic xmlns:pic="http://schemas.openxmlformats.org/drawingml/2006/picture">
+                <pic:nvPicPr>
+                  <pic:cNvPr id="1097969285" name="صورة 12" descr="صورة تحتوي على لقطة شاشة, أسود, الظلام"/>
+                  <pic:cNvPicPr>
+                    <a:picLocks noChangeAspect="1" noChangeArrowheads="1"/>
+                  </pic:cNvPicPr>
+                </pic:nvPicPr>
+                <pic:blipFill>
+                  <a:blip r:embed="rId4">
+                    <a:extLst>
+                      <a:ext uri="{28A0092B-C50C-407E-A947-70E740481C1C}">
+                        <a14:useLocalDpi xmlns:a14="http://schemas.microsoft.com/office/drawing/2010/main" val="0"/>
+                      </a:ext>
+                    </a:extLst>
+                  </a:blip>
+                  <a:srcRect/>
+                  <a:stretch>
+                    <a:fillRect/>
+                  </a:stretch>
+                </pic:blipFill>
+                <pic:spPr bwMode="auto">
+                  <a:xfrm>
+                    <a:off x="0" y="0"/>
+                    <a:ext cx="7420610" cy="8162925"/>
+                  </a:xfrm>
+                  <a:prstGeom prst="rect">
+                    <a:avLst/>
+                  </a:prstGeom>
+                  <a:noFill/>
+                  <a:ln>
+                    <a:noFill/>
+                  </a:ln>
+                </pic:spPr>
+              </pic:pic>
+            </a:graphicData>
+          </a:graphic>
+          <wp14:sizeRelH relativeFrom="page">
+            <wp14:pctWidth>0</wp14:pctWidth>
+          </wp14:sizeRelH>
+          <wp14:sizeRelV relativeFrom="page">
+            <wp14:pctHeight>0</wp14:pctHeight>
+          </wp14:sizeRelV>
+        </wp:anchor>
+      </w:drawing>
     </w:r>
+  </w:p>
+  <w:p>
+    <w:pPr>
+      <w:pStyle w:val="a3"/>
+    </w:pPr>
+  </w:p>
+  <w:p>
+    <w:pPr>
+      <w:pStyle w:val="a3"/>
+    </w:pPr>
   </w:p>
 </w:hdr>
 </file>
@@ -2293,7 +2432,6 @@
   <w:style w:type="character" w:default="1" w:styleId="a0">
     <w:name w:val="Default Paragraph Font"/>
     <w:uiPriority w:val="1"/>
-    <w:semiHidden/>
     <w:unhideWhenUsed/>
   </w:style>
   <w:style w:type="table" w:default="1" w:styleId="a1">
@@ -2337,6 +2475,7 @@
   </w:style>
   <w:style w:type="paragraph" w:styleId="a3">
     <w:name w:val="header"/>
+    <w:link w:val="Char"/>
     <w:pPr>
       <w:tabs>
         <w:tab w:val="center" w:pos="4153"/>
@@ -2355,6 +2494,8 @@
   </w:style>
   <w:style w:type="paragraph" w:styleId="a4">
     <w:name w:val="footer"/>
+    <w:link w:val="Char0"/>
+    <w:uiPriority w:val="99"/>
     <w:pPr>
       <w:tabs>
         <w:tab w:val="center" w:pos="4153"/>
@@ -2450,6 +2591,35 @@
         <w:insideV w:val="single" w:sz="4" w:space="0" w:color="auto"/>
       </w:tblBorders>
     </w:tblPr>
+  </w:style>
+  <w:style w:type="character" w:customStyle="1" w:styleId="Char">
+    <w:name w:val="رأس الصفحة Char"/>
+    <w:basedOn w:val="a0"/>
+    <w:link w:val="a3"/>
+    <w:rsid w:val="00565D11"/>
+    <w:rPr>
+      <w:rFonts w:ascii="Helvetica" w:hAnsi="Helvetica" w:cs="Arial Unicode MS"/>
+      <w:color w:val="000000"/>
+      <w:kern w:val="2"/>
+      <w:sz w:val="24"/>
+      <w:szCs w:val="24"/>
+      <w:u w:color="000000"/>
+    </w:rPr>
+  </w:style>
+  <w:style w:type="character" w:customStyle="1" w:styleId="Char0">
+    <w:name w:val="تذييل الصفحة Char"/>
+    <w:basedOn w:val="a0"/>
+    <w:link w:val="a4"/>
+    <w:uiPriority w:val="99"/>
+    <w:rsid w:val="00BA4052"/>
+    <w:rPr>
+      <w:rFonts w:ascii="Arial Unicode MS" w:hAnsi="Arial Unicode MS" w:cs="Arial Unicode MS"/>
+      <w:color w:val="000000"/>
+      <w:kern w:val="2"/>
+      <w:sz w:val="24"/>
+      <w:szCs w:val="24"/>
+      <w:u w:color="000000"/>
+    </w:rPr>
   </w:style>
 </w:styles>
 </file>
